--- a/docs/AGENT_GUARDRAILS.docx
+++ b/docs/AGENT_GUARDRAILS.docx
@@ -2,15 +2,7 @@
 <file path=word/document.xml><?xml version="1.0" encoding="utf-8"?>
 <w:document xmlns:w="http://schemas.openxmlformats.org/wordprocessingml/2006/main" xmlns:m="http://schemas.openxmlformats.org/officeDocument/2006/math" xmlns:r="http://schemas.openxmlformats.org/officeDocument/2006/relationships" xmlns:o="urn:schemas-microsoft-com:office:office" xmlns:v="urn:schemas-microsoft-com:vml" xmlns:w10="urn:schemas-microsoft-com:office:word" xmlns:a="http://schemas.openxmlformats.org/drawingml/2006/main" xmlns:pic="http://schemas.openxmlformats.org/drawingml/2006/picture" xmlns:wp="http://schemas.openxmlformats.org/drawingml/2006/wordprocessingDrawing">
   <w:body>
-    <w:p>
-      <w:pPr>
-        <w:pStyle w:val="Title"/>
-      </w:pPr>
-      <w:r>
-        <w:t xml:space="preserve">AGENT_GUARDRAILS</w:t>
-      </w:r>
-    </w:p>
-    <w:bookmarkStart w:id="13" w:name="Xc7a3f642a0434775642a49c785f9173da04dbe0"/>
+    <w:bookmarkStart w:id="14" w:name="X58fc34811f84b5431000f1b558366f64a657707"/>
     <w:p>
       <w:pPr>
         <w:pStyle w:val="Heading1"/>
@@ -900,6 +892,262 @@
         </w:rPr>
         <w:t xml:space="preserve">Before ANY subagent dispatch:</w:t>
       </w:r>
+      <w:r>
+        <w:t xml:space="preserve"> </w:t>
+      </w:r>
+      <w:r>
+        <w:t xml:space="preserve">- [ ] The SUBAGENT CONSTITUTIONAL PREAMBLE (above) is pasted verbatim into the</w:t>
+      </w:r>
+      <w:r>
+        <w:t xml:space="preserve"> </w:t>
+      </w:r>
+      <w:r>
+        <w:t xml:space="preserve">dispatch prompt.</w:t>
+      </w:r>
+      <w:r>
+        <w:t xml:space="preserve"> </w:t>
+      </w:r>
+      <w:r>
+        <w:t xml:space="preserve">- [ ] The subagent’s specific task names which §-clauses are load-bearing for it.</w:t>
+      </w:r>
+    </w:p>
+    <w:p>
+      <w:pPr>
+        <w:pStyle w:val="BodyText"/>
+      </w:pPr>
+      <w:r>
+        <w:rPr>
+          <w:b/>
+          <w:bCs/>
+        </w:rPr>
+        <w:t xml:space="preserve">Before any EMULATOR / device action (§11.4.76 / project-layer §6.X / §6.V / §6.AG):</w:t>
+      </w:r>
+      <w:r>
+        <w:t xml:space="preserve"> </w:t>
+      </w:r>
+      <w:r>
+        <w:t xml:space="preserve">- [ ] The run goes through the project’s run-challenge-matrix / run-emulator-tests</w:t>
+      </w:r>
+      <w:r>
+        <w:t xml:space="preserve"> </w:t>
+      </w:r>
+      <w:r>
+        <w:t xml:space="preserve">→ Containers submodule, not host-direct.</w:t>
+      </w:r>
+      <w:r>
+        <w:t xml:space="preserve"> </w:t>
+      </w:r>
+      <w:r>
+        <w:t xml:space="preserve">- [ ] No live/physical adb device is targeted.</w:t>
+      </w:r>
+      <w:r>
+        <w:t xml:space="preserve"> </w:t>
+      </w:r>
+      <w:r>
+        <w:t xml:space="preserve">- [ ] If the gate host cannot boot the emulator, the run is BLOCKED honestly</w:t>
+      </w:r>
+      <w:r>
+        <w:t xml:space="preserve"> </w:t>
+      </w:r>
+      <w:r>
+        <w:t xml:space="preserve">(incident JSON), not silently redirected.</w:t>
+      </w:r>
+    </w:p>
+    <w:p>
+      <w:pPr>
+        <w:pStyle w:val="BodyText"/>
+      </w:pPr>
+      <w:r>
+        <w:rPr>
+          <w:b/>
+          <w:bCs/>
+        </w:rPr>
+        <w:t xml:space="preserve">Before any DISTRIBUTE (project-layer §6.Z / §6.AA / §6.Y / §6.P):</w:t>
+      </w:r>
+      <w:r>
+        <w:t xml:space="preserve"> </w:t>
+      </w:r>
+      <w:r>
+        <w:t xml:space="preserve">- [ ] Challenge Tests EXECUTED (not compiled) against the exact artifact;</w:t>
+      </w:r>
+      <w:r>
+        <w:t xml:space="preserve"> </w:t>
+      </w:r>
+      <w:r>
+        <w:t xml:space="preserve">cold-start passed; evidence file present with matching commit SHA + &lt;24h.</w:t>
+      </w:r>
+      <w:r>
+        <w:t xml:space="preserve"> </w:t>
+      </w:r>
+      <w:r>
+        <w:t xml:space="preserve">- [ ] Version code bumped; CHANGELOG entry present.</w:t>
+      </w:r>
+      <w:r>
+        <w:t xml:space="preserve"> </w:t>
+      </w:r>
+      <w:r>
+        <w:t xml:space="preserve">- [ ] Debug-stage first, release-stage only after operator confirmation.</w:t>
+      </w:r>
+    </w:p>
+    <w:p>
+      <w:pPr>
+        <w:pStyle w:val="BodyText"/>
+      </w:pPr>
+      <w:r>
+        <w:rPr>
+          <w:b/>
+          <w:bCs/>
+        </w:rPr>
+        <w:t xml:space="preserve">Before any PUSH / destructive git action (§11.4.41 / §11.4.71 / project-layer §6.T.3):</w:t>
+      </w:r>
+      <w:r>
+        <w:t xml:space="preserve"> </w:t>
+      </w:r>
+      <w:r>
+        <w:t xml:space="preserve">- [ ] No</w:t>
+      </w:r>
+      <w:r>
+        <w:t xml:space="preserve"> </w:t>
+      </w:r>
+      <w:r>
+        <w:rPr>
+          <w:rStyle w:val="VerbatimChar"/>
+        </w:rPr>
+        <w:t xml:space="preserve">--force</w:t>
+      </w:r>
+      <w:r>
+        <w:t xml:space="preserve"> </w:t>
+      </w:r>
+      <w:r>
+        <w:t xml:space="preserve">/</w:t>
+      </w:r>
+      <w:r>
+        <w:t xml:space="preserve"> </w:t>
+      </w:r>
+      <w:r>
+        <w:rPr>
+          <w:rStyle w:val="VerbatimChar"/>
+        </w:rPr>
+        <w:t xml:space="preserve">--force-with-lease</w:t>
+      </w:r>
+      <w:r>
+        <w:t xml:space="preserve"> </w:t>
+      </w:r>
+      <w:r>
+        <w:t xml:space="preserve">/</w:t>
+      </w:r>
+      <w:r>
+        <w:t xml:space="preserve"> </w:t>
+      </w:r>
+      <w:r>
+        <w:rPr>
+          <w:rStyle w:val="VerbatimChar"/>
+        </w:rPr>
+        <w:t xml:space="preserve">--no-verify</w:t>
+      </w:r>
+      <w:r>
+        <w:t xml:space="preserve"> </w:t>
+      </w:r>
+      <w:r>
+        <w:t xml:space="preserve">/</w:t>
+      </w:r>
+      <w:r>
+        <w:t xml:space="preserve"> </w:t>
+      </w:r>
+      <w:r>
+        <w:rPr>
+          <w:rStyle w:val="VerbatimChar"/>
+        </w:rPr>
+        <w:t xml:space="preserve">--no-gpg-sign</w:t>
+      </w:r>
+      <w:r>
+        <w:t xml:space="preserve"> </w:t>
+      </w:r>
+      <w:r>
+        <w:t xml:space="preserve">without explicit per-operation operator approval recorded in-conversation.</w:t>
+      </w:r>
+      <w:r>
+        <w:t xml:space="preserve"> </w:t>
+      </w:r>
+      <w:r>
+        <w:t xml:space="preserve">- [ ] Remote is on the project’s approved provider list.</w:t>
+      </w:r>
+      <w:r>
+        <w:t xml:space="preserve"> </w:t>
+      </w:r>
+      <w:r>
+        <w:t xml:space="preserve">- [ ] For history rewrite / branch deletion / submodule de-init: a hardlinked</w:t>
+      </w:r>
+      <w:r>
+        <w:t xml:space="preserve"> </w:t>
+      </w:r>
+      <w:r>
+        <w:rPr>
+          <w:rStyle w:val="VerbatimChar"/>
+        </w:rPr>
+        <w:t xml:space="preserve">.git</w:t>
+      </w:r>
+      <w:r>
+        <w:t xml:space="preserve"> </w:t>
+      </w:r>
+      <w:r>
+        <w:t xml:space="preserve">backup was made first (§9.2 absolute-data-safety).</w:t>
+      </w:r>
+    </w:p>
+    <w:p>
+      <w:pPr>
+        <w:pStyle w:val="BodyText"/>
+      </w:pPr>
+      <w:r>
+        <w:rPr>
+          <w:b/>
+          <w:bCs/>
+        </w:rPr>
+        <w:t xml:space="preserve">Before any HOST-affecting command:</w:t>
+      </w:r>
+      <w:r>
+        <w:t xml:space="preserve"> </w:t>
+      </w:r>
+      <w:r>
+        <w:t xml:space="preserve">- [ ] No suspend / hibernate / poweroff / reboot / halt / sign-out</w:t>
+      </w:r>
+      <w:r>
+        <w:t xml:space="preserve"> </w:t>
+      </w:r>
+      <w:r>
+        <w:t xml:space="preserve">(§12 Host-Session Safety). This is categorical — no override.</w:t>
+      </w:r>
+    </w:p>
+    <w:p>
+      <w:r>
+        <w:pict>
+          <v:rect style="width:0;height:1.5pt" o:hralign="center" o:hrstd="t" o:hr="t"/>
+        </w:pict>
+      </w:r>
+    </w:p>
+    <w:bookmarkEnd w:id="10"/>
+    <w:bookmarkStart w:id="11" w:name="codegraph-tool-selection-11.4.7811.4.79"/>
+    <w:p>
+      <w:pPr>
+        <w:pStyle w:val="Heading2"/>
+      </w:pPr>
+      <w:r>
+        <w:t xml:space="preserve">CodeGraph tool selection (§11.4.78/§11.4.79)</w:t>
+      </w:r>
+    </w:p>
+    <w:p>
+      <w:pPr>
+        <w:pStyle w:val="FirstParagraph"/>
+      </w:pPr>
+      <w:r>
+        <w:t xml:space="preserve">When using the CodeGraph MCP server for code intelligence, pick the right tool —</w:t>
+      </w:r>
+      <w:r>
+        <w:t xml:space="preserve"> </w:t>
+      </w:r>
+      <w:r>
+        <w:t xml:space="preserve">this is a recurring agent confusion that wastes round-trips:</w:t>
+      </w:r>
     </w:p>
     <w:p>
       <w:pPr>
@@ -910,13 +1158,150 @@
         </w:numPr>
       </w:pPr>
       <w:r>
-        <w:t xml:space="preserve">The SUBAGENT CONSTITUTIONAL PREAMBLE (above) is pasted verbatim into the</w:t>
-      </w:r>
-      <w:r>
-        <w:t xml:space="preserve"> </w:t>
-      </w:r>
-      <w:r>
-        <w:t xml:space="preserve">dispatch prompt.</w:t>
+        <w:rPr>
+          <w:rStyle w:val="VerbatimChar"/>
+          <w:b/>
+          <w:bCs/>
+        </w:rPr>
+        <w:t xml:space="preserve">codegraph_search</w:t>
+      </w:r>
+      <w:r>
+        <w:t xml:space="preserve"> </w:t>
+      </w:r>
+      <w:r>
+        <w:t xml:space="preserve">is an FTS5</w:t>
+      </w:r>
+      <w:r>
+        <w:t xml:space="preserve"> </w:t>
+      </w:r>
+      <w:r>
+        <w:rPr>
+          <w:b/>
+          <w:bCs/>
+        </w:rPr>
+        <w:t xml:space="preserve">implicit-AND symbol-NAME lookup</w:t>
+      </w:r>
+      <w:r>
+        <w:t xml:space="preserve"> </w:t>
+      </w:r>
+      <w:r>
+        <w:t xml:space="preserve">— it matches</w:t>
+      </w:r>
+      <w:r>
+        <w:t xml:space="preserve"> </w:t>
+      </w:r>
+      <w:r>
+        <w:t xml:space="preserve">a single symbol whose name / qualified-name / signature / docstring contains</w:t>
+      </w:r>
+      <w:r>
+        <w:t xml:space="preserve"> </w:t>
+      </w:r>
+      <w:r>
+        <w:rPr>
+          <w:b/>
+          <w:bCs/>
+        </w:rPr>
+        <w:t xml:space="preserve">ALL</w:t>
+      </w:r>
+      <w:r>
+        <w:t xml:space="preserve"> </w:t>
+      </w:r>
+      <w:r>
+        <w:t xml:space="preserve">the query tokens. Use it ONLY when you can NAME a symbol</w:t>
+      </w:r>
+      <w:r>
+        <w:t xml:space="preserve"> </w:t>
+      </w:r>
+      <w:r>
+        <w:t xml:space="preserve">(e.g. </w:t>
+      </w:r>
+      <w:r>
+        <w:rPr>
+          <w:rStyle w:val="VerbatimChar"/>
+        </w:rPr>
+        <w:t xml:space="preserve">OllamaProvider</w:t>
+      </w:r>
+      <w:r>
+        <w:t xml:space="preserve">,</w:t>
+      </w:r>
+      <w:r>
+        <w:t xml:space="preserve"> </w:t>
+      </w:r>
+      <w:r>
+        <w:rPr>
+          <w:rStyle w:val="VerbatimChar"/>
+        </w:rPr>
+        <w:t xml:space="preserve">NewOllamaProvider</w:t>
+      </w:r>
+      <w:r>
+        <w:t xml:space="preserve">). A natural-language PHRASE like</w:t>
+      </w:r>
+      <w:r>
+        <w:t xml:space="preserve"> </w:t>
+      </w:r>
+      <w:r>
+        <w:rPr>
+          <w:rStyle w:val="VerbatimChar"/>
+        </w:rPr>
+        <w:t xml:space="preserve">provider Generate LLM</w:t>
+      </w:r>
+      <w:r>
+        <w:t xml:space="preserve"> </w:t>
+      </w:r>
+      <w:r>
+        <w:t xml:space="preserve">correctly returns</w:t>
+      </w:r>
+      <w:r>
+        <w:t xml:space="preserve"> </w:t>
+      </w:r>
+      <w:r>
+        <w:rPr>
+          <w:b/>
+          <w:bCs/>
+        </w:rPr>
+        <w:t xml:space="preserve">“No results found”</w:t>
+      </w:r>
+      <w:r>
+        <w:t xml:space="preserve"> </w:t>
+      </w:r>
+      <w:r>
+        <w:t xml:space="preserve">— no single</w:t>
+      </w:r>
+      <w:r>
+        <w:t xml:space="preserve"> </w:t>
+      </w:r>
+      <w:r>
+        <w:t xml:space="preserve">symbol is named that. That empty result is</w:t>
+      </w:r>
+      <w:r>
+        <w:t xml:space="preserve"> </w:t>
+      </w:r>
+      <w:r>
+        <w:rPr>
+          <w:b/>
+          <w:bCs/>
+        </w:rPr>
+        <w:t xml:space="preserve">working-as-designed, NOT a broken</w:t>
+      </w:r>
+      <w:r>
+        <w:rPr>
+          <w:b/>
+          <w:bCs/>
+        </w:rPr>
+        <w:t xml:space="preserve"> </w:t>
+      </w:r>
+      <w:r>
+        <w:rPr>
+          <w:b/>
+          <w:bCs/>
+        </w:rPr>
+        <w:t xml:space="preserve">index</w:t>
+      </w:r>
+      <w:r>
+        <w:t xml:space="preserve"> </w:t>
+      </w:r>
+      <w:r>
+        <w:t xml:space="preserve">(verified 2026-06-22).</w:t>
       </w:r>
     </w:p>
     <w:p>
@@ -924,71 +1309,49 @@
         <w:pStyle w:val="Compact"/>
         <w:numPr>
           <w:ilvl w:val="0"/>
-          <w:numId w:val="1003"/>
+          <w:numId w:val="1002"/>
         </w:numPr>
       </w:pPr>
       <w:r>
-        <w:t xml:space="preserve">The subagent's specific task names which §-clauses are load-bearing for it.</w:t>
-      </w:r>
-    </w:p>
-    <w:p>
-      <w:pPr>
-        <w:pStyle w:val="FirstParagraph"/>
-      </w:pPr>
-      <w:r>
-        <w:rPr>
+        <w:rPr>
+          <w:rStyle w:val="VerbatimChar"/>
           <w:b/>
           <w:bCs/>
         </w:rPr>
-        <w:t xml:space="preserve">Before any EMULATOR / device action (§11.4.76 / project-layer §6.X / §6.V / §6.AG):</w:t>
-      </w:r>
-    </w:p>
-    <w:p>
-      <w:pPr>
-        <w:pStyle w:val="Compact"/>
-        <w:numPr>
-          <w:ilvl w:val="0"/>
-          <w:numId w:val="1004"/>
-        </w:numPr>
-      </w:pPr>
-      <w:r>
-        <w:t xml:space="preserve">The run goes through the project's run-challenge-matrix / run-emulator-tests</w:t>
-      </w:r>
-      <w:r>
-        <w:t xml:space="preserve"> </w:t>
-      </w:r>
-      <w:r>
-        <w:t xml:space="preserve">→ Containers submodule, not host-direct.</w:t>
-      </w:r>
-    </w:p>
-    <w:p>
-      <w:pPr>
-        <w:pStyle w:val="Compact"/>
-        <w:numPr>
-          <w:ilvl w:val="0"/>
-          <w:numId w:val="1005"/>
-        </w:numPr>
-      </w:pPr>
-      <w:r>
-        <w:t xml:space="preserve">No live/physical adb device is targeted.</w:t>
-      </w:r>
-    </w:p>
-    <w:p>
-      <w:pPr>
-        <w:pStyle w:val="Compact"/>
-        <w:numPr>
-          <w:ilvl w:val="0"/>
-          <w:numId w:val="1006"/>
-        </w:numPr>
-      </w:pPr>
-      <w:r>
-        <w:t xml:space="preserve">If the gate host cannot boot the emulator, the run is BLOCKED honestly</w:t>
-      </w:r>
-      <w:r>
-        <w:t xml:space="preserve"> </w:t>
-      </w:r>
-      <w:r>
-        <w:t xml:space="preserve">(incident JSON), not silently redirected.</w:t>
+        <w:t xml:space="preserve">codegraph_explore</w:t>
+      </w:r>
+      <w:r>
+        <w:t xml:space="preserve"> </w:t>
+      </w:r>
+      <w:r>
+        <w:t xml:space="preserve">is the natural-language / multi-symbol /</w:t>
+      </w:r>
+      <w:r>
+        <w:t xml:space="preserve"> </w:t>
+      </w:r>
+      <w:r>
+        <w:t xml:space="preserve">“explore an area”</w:t>
+      </w:r>
+      <w:r>
+        <w:t xml:space="preserve"> </w:t>
+      </w:r>
+      <w:r>
+        <w:t xml:space="preserve">surface — it returns the verbatim source of the relevant symbols grouped by file.</w:t>
+      </w:r>
+      <w:r>
+        <w:t xml:space="preserve"> </w:t>
+      </w:r>
+      <w:r>
+        <w:t xml:space="preserve">Use it for ANY question, area survey,</w:t>
+      </w:r>
+      <w:r>
+        <w:t xml:space="preserve"> </w:t>
+      </w:r>
+      <w:r>
+        <w:t xml:space="preserve">“how does X work”</w:t>
+      </w:r>
+      <w:r>
+        <w:t xml:space="preserve">, or multi-concept query.</w:t>
       </w:r>
     </w:p>
     <w:p>
@@ -1000,202 +1363,261 @@
           <w:b/>
           <w:bCs/>
         </w:rPr>
-        <w:t xml:space="preserve">Before any DISTRIBUTE (project-layer §6.Z / §6.AA / §6.Y / §6.P):</w:t>
-      </w:r>
-    </w:p>
-    <w:p>
-      <w:pPr>
-        <w:pStyle w:val="Compact"/>
-        <w:numPr>
-          <w:ilvl w:val="0"/>
-          <w:numId w:val="1007"/>
-        </w:numPr>
-      </w:pPr>
-      <w:r>
-        <w:t xml:space="preserve">Challenge Tests EXECUTED (not compiled) against the exact artifact;</w:t>
-      </w:r>
-      <w:r>
-        <w:t xml:space="preserve"> </w:t>
-      </w:r>
-      <w:r>
-        <w:t xml:space="preserve">cold-start passed; evidence file present with matching commit SHA + &lt;24h.</w:t>
-      </w:r>
-    </w:p>
-    <w:p>
-      <w:pPr>
-        <w:pStyle w:val="Compact"/>
-        <w:numPr>
-          <w:ilvl w:val="0"/>
-          <w:numId w:val="1008"/>
-        </w:numPr>
-      </w:pPr>
-      <w:r>
-        <w:t xml:space="preserve">Version code bumped; CHANGELOG entry present.</w:t>
-      </w:r>
-    </w:p>
-    <w:p>
-      <w:pPr>
-        <w:pStyle w:val="Compact"/>
-        <w:numPr>
-          <w:ilvl w:val="0"/>
-          <w:numId w:val="1009"/>
-        </w:numPr>
-      </w:pPr>
-      <w:r>
-        <w:t xml:space="preserve">Debug-stage first, release-stage only after operator confirmation.</w:t>
-      </w:r>
-    </w:p>
-    <w:p>
-      <w:pPr>
-        <w:pStyle w:val="FirstParagraph"/>
-      </w:pPr>
+        <w:t xml:space="preserve">Rule of thumb: name a symbol →</w:t>
+      </w:r>
       <w:r>
         <w:rPr>
           <w:b/>
           <w:bCs/>
         </w:rPr>
-        <w:t xml:space="preserve">Before any PUSH / destructive git action (§11.4.41 / §11.4.71 / project-layer §6.T.3):</w:t>
-      </w:r>
-    </w:p>
-    <w:p>
-      <w:pPr>
-        <w:pStyle w:val="Compact"/>
-        <w:numPr>
-          <w:ilvl w:val="0"/>
-          <w:numId w:val="1010"/>
-        </w:numPr>
-      </w:pPr>
-      <w:r>
-        <w:t xml:space="preserve">No</w:t>
-      </w:r>
-      <w:r>
-        <w:t xml:space="preserve"> </w:t>
-      </w:r>
-      <w:r>
-        <w:rPr>
-          <w:rStyle w:val="VerbatimChar"/>
-        </w:rPr>
-        <w:t xml:space="preserve">--force</w:t>
-      </w:r>
-      <w:r>
-        <w:t xml:space="preserve"> </w:t>
-      </w:r>
-      <w:r>
-        <w:t xml:space="preserve">/</w:t>
-      </w:r>
-      <w:r>
-        <w:t xml:space="preserve"> </w:t>
-      </w:r>
-      <w:r>
-        <w:rPr>
-          <w:rStyle w:val="VerbatimChar"/>
-        </w:rPr>
-        <w:t xml:space="preserve">--force-with-lease</w:t>
-      </w:r>
-      <w:r>
-        <w:t xml:space="preserve"> </w:t>
-      </w:r>
-      <w:r>
-        <w:t xml:space="preserve">/</w:t>
-      </w:r>
-      <w:r>
-        <w:t xml:space="preserve"> </w:t>
-      </w:r>
-      <w:r>
-        <w:rPr>
-          <w:rStyle w:val="VerbatimChar"/>
-        </w:rPr>
-        <w:t xml:space="preserve">--no-verify</w:t>
-      </w:r>
-      <w:r>
-        <w:t xml:space="preserve"> </w:t>
-      </w:r>
-      <w:r>
-        <w:t xml:space="preserve">/</w:t>
-      </w:r>
-      <w:r>
-        <w:t xml:space="preserve"> </w:t>
-      </w:r>
-      <w:r>
-        <w:rPr>
-          <w:rStyle w:val="VerbatimChar"/>
-        </w:rPr>
-        <w:t xml:space="preserve">--no-gpg-sign</w:t>
-      </w:r>
-      <w:r>
-        <w:t xml:space="preserve"> </w:t>
-      </w:r>
-      <w:r>
-        <w:t xml:space="preserve">without explicit per-operation operator approval recorded in-conversation.</w:t>
-      </w:r>
-    </w:p>
-    <w:p>
-      <w:pPr>
-        <w:pStyle w:val="Compact"/>
-        <w:numPr>
-          <w:ilvl w:val="0"/>
-          <w:numId w:val="1011"/>
-        </w:numPr>
-      </w:pPr>
-      <w:r>
-        <w:t xml:space="preserve">Remote is on the project's approved provider list.</w:t>
-      </w:r>
-    </w:p>
-    <w:p>
-      <w:pPr>
-        <w:pStyle w:val="Compact"/>
-        <w:numPr>
-          <w:ilvl w:val="0"/>
-          <w:numId w:val="1012"/>
-        </w:numPr>
-      </w:pPr>
-      <w:r>
-        <w:t xml:space="preserve">For history rewrite / branch deletion / submodule de-init: a hardlinked</w:t>
-      </w:r>
-      <w:r>
-        <w:t xml:space="preserve"> </w:t>
-      </w:r>
-      <w:r>
-        <w:rPr>
-          <w:rStyle w:val="VerbatimChar"/>
-        </w:rPr>
-        <w:t xml:space="preserve">.git</w:t>
-      </w:r>
-      <w:r>
-        <w:t xml:space="preserve"> </w:t>
-      </w:r>
-      <w:r>
-        <w:t xml:space="preserve">backup was made first (§9.2 absolute-data-safety).</w:t>
-      </w:r>
-    </w:p>
-    <w:p>
-      <w:pPr>
-        <w:pStyle w:val="FirstParagraph"/>
-      </w:pPr>
-      <w:r>
-        <w:rPr>
+        <w:t xml:space="preserve"> </w:t>
+      </w:r>
+      <w:r>
+        <w:rPr>
+          <w:rStyle w:val="VerbatimChar"/>
           <w:b/>
           <w:bCs/>
         </w:rPr>
-        <w:t xml:space="preserve">Before any HOST-affecting command:</w:t>
-      </w:r>
-    </w:p>
-    <w:p>
-      <w:pPr>
-        <w:pStyle w:val="Compact"/>
-        <w:numPr>
-          <w:ilvl w:val="0"/>
-          <w:numId w:val="1013"/>
-        </w:numPr>
-      </w:pPr>
-      <w:r>
-        <w:t xml:space="preserve">No suspend / hibernate / poweroff / reboot / halt / sign-out</w:t>
-      </w:r>
-      <w:r>
-        <w:t xml:space="preserve"> </w:t>
-      </w:r>
-      <w:r>
-        <w:t xml:space="preserve">(§12 Host-Session Safety). This is categorical — no override.</w:t>
+        <w:t xml:space="preserve">codegraph_search</w:t>
+      </w:r>
+      <w:r>
+        <w:rPr>
+          <w:b/>
+          <w:bCs/>
+        </w:rPr>
+        <w:t xml:space="preserve">; ask a question →</w:t>
+      </w:r>
+      <w:r>
+        <w:rPr>
+          <w:b/>
+          <w:bCs/>
+        </w:rPr>
+        <w:t xml:space="preserve"> </w:t>
+      </w:r>
+      <w:r>
+        <w:rPr>
+          <w:rStyle w:val="VerbatimChar"/>
+          <w:b/>
+          <w:bCs/>
+        </w:rPr>
+        <w:t xml:space="preserve">codegraph_explore</w:t>
+      </w:r>
+      <w:r>
+        <w:rPr>
+          <w:b/>
+          <w:bCs/>
+        </w:rPr>
+        <w:t xml:space="preserve">.</w:t>
+      </w:r>
+    </w:p>
+    <w:p>
+      <w:pPr>
+        <w:pStyle w:val="BodyText"/>
+      </w:pPr>
+      <w:r>
+        <w:rPr>
+          <w:b/>
+          <w:bCs/>
+        </w:rPr>
+        <w:t xml:space="preserve">Exclusion source of truth (§11.4.79):</w:t>
+      </w:r>
+      <w:r>
+        <w:t xml:space="preserve"> </w:t>
+      </w:r>
+      <w:r>
+        <w:t xml:space="preserve">CodeGraph v1.x is zero-config — it derives</w:t>
+      </w:r>
+      <w:r>
+        <w:t xml:space="preserve"> </w:t>
+      </w:r>
+      <w:r>
+        <w:t xml:space="preserve">its index scope from</w:t>
+      </w:r>
+      <w:r>
+        <w:t xml:space="preserve"> </w:t>
+      </w:r>
+      <w:r>
+        <w:rPr>
+          <w:rStyle w:val="VerbatimChar"/>
+          <w:b/>
+          <w:bCs/>
+        </w:rPr>
+        <w:t xml:space="preserve">.gitignore</w:t>
+      </w:r>
+      <w:r>
+        <w:t xml:space="preserve"> </w:t>
+      </w:r>
+      <w:r>
+        <w:t xml:space="preserve">(+</w:t>
+      </w:r>
+      <w:r>
+        <w:t xml:space="preserve"> </w:t>
+      </w:r>
+      <w:r>
+        <w:rPr>
+          <w:rStyle w:val="VerbatimChar"/>
+        </w:rPr>
+        <w:t xml:space="preserve">.git/info/exclude</w:t>
+      </w:r>
+      <w:r>
+        <w:t xml:space="preserve">),</w:t>
+      </w:r>
+      <w:r>
+        <w:t xml:space="preserve"> </w:t>
+      </w:r>
+      <w:r>
+        <w:rPr>
+          <w:b/>
+          <w:bCs/>
+        </w:rPr>
+        <w:t xml:space="preserve">NOT</w:t>
+      </w:r>
+      <w:r>
+        <w:t xml:space="preserve"> </w:t>
+      </w:r>
+      <w:r>
+        <w:t xml:space="preserve">from</w:t>
+      </w:r>
+      <w:r>
+        <w:t xml:space="preserve"> </w:t>
+      </w:r>
+      <w:r>
+        <w:rPr>
+          <w:rStyle w:val="VerbatimChar"/>
+        </w:rPr>
+        <w:t xml:space="preserve">.codegraph/config.json</w:t>
+      </w:r>
+      <w:r>
+        <w:t xml:space="preserve"> </w:t>
+      </w:r>
+      <w:r>
+        <w:t xml:space="preserve">(which is inert / no longer read). A</w:t>
+      </w:r>
+      <w:r>
+        <w:t xml:space="preserve"> </w:t>
+      </w:r>
+      <w:r>
+        <w:rPr>
+          <w:rStyle w:val="VerbatimChar"/>
+        </w:rPr>
+        <w:t xml:space="preserve">codegraph_validate.sh</w:t>
+      </w:r>
+      <w:r>
+        <w:t xml:space="preserve"> </w:t>
+      </w:r>
+      <w:r>
+        <w:t xml:space="preserve">that checks</w:t>
+      </w:r>
+      <w:r>
+        <w:t xml:space="preserve"> </w:t>
+      </w:r>
+      <w:r>
+        <w:rPr>
+          <w:rStyle w:val="VerbatimChar"/>
+        </w:rPr>
+        <w:t xml:space="preserve">config.json</w:t>
+      </w:r>
+      <w:r>
+        <w:t xml:space="preserve">’s include/exclude lists certifies an exclusion the tool</w:t>
+      </w:r>
+      <w:r>
+        <w:t xml:space="preserve"> </w:t>
+      </w:r>
+      <w:r>
+        <w:t xml:space="preserve">ignores — that is a §11.4 PASS-bluff. Validators MUST instead query the live DB</w:t>
+      </w:r>
+      <w:r>
+        <w:t xml:space="preserve"> </w:t>
+      </w:r>
+      <w:r>
+        <w:t xml:space="preserve">(</w:t>
+      </w:r>
+      <w:r>
+        <w:rPr>
+          <w:rStyle w:val="VerbatimChar"/>
+        </w:rPr>
+        <w:t xml:space="preserve">SELECT COUNT(*) FROM files WHERE path LIKE '&lt;excluded&gt;/%'</w:t>
+      </w:r>
+      <w:r>
+        <w:t xml:space="preserve"> </w:t>
+      </w:r>
+      <w:r>
+        <w:t xml:space="preserve">MUST be 0). Own-org</w:t>
+      </w:r>
+      <w:r>
+        <w:t xml:space="preserve"> </w:t>
+      </w:r>
+      <w:r>
+        <w:t xml:space="preserve">submodules MUST be INDEXED; third-party + credential paths MUST be EXCLUDED via the</w:t>
+      </w:r>
+      <w:r>
+        <w:t xml:space="preserve"> </w:t>
+      </w:r>
+      <w:r>
+        <w:t xml:space="preserve">ignore files (verified absent from the live index, not merely listed in the config).</w:t>
+      </w:r>
+    </w:p>
+    <w:bookmarkEnd w:id="11"/>
+    <w:bookmarkStart w:id="12" w:name="documented-exception-escape-hatch"/>
+    <w:p>
+      <w:pPr>
+        <w:pStyle w:val="Heading2"/>
+      </w:pPr>
+      <w:r>
+        <w:t xml:space="preserve">Documented-exception escape hatch</w:t>
+      </w:r>
+    </w:p>
+    <w:p>
+      <w:pPr>
+        <w:pStyle w:val="FirstParagraph"/>
+      </w:pPr>
+      <w:r>
+        <w:t xml:space="preserve">The PreToolUse guard supports ONE escape hatch for genuinely-approved exceptions:</w:t>
+      </w:r>
+      <w:r>
+        <w:t xml:space="preserve"> </w:t>
+      </w:r>
+      <w:r>
+        <w:t xml:space="preserve">a command containing the literal marker</w:t>
+      </w:r>
+      <w:r>
+        <w:t xml:space="preserve"> </w:t>
+      </w:r>
+      <w:r>
+        <w:rPr>
+          <w:rStyle w:val="VerbatimChar"/>
+        </w:rPr>
+        <w:t xml:space="preserve"># guardrails:allow &lt;reason&gt;</w:t>
+      </w:r>
+      <w:r>
+        <w:t xml:space="preserve"> </w:t>
+      </w:r>
+      <w:r>
+        <w:t xml:space="preserve">is WARNED</w:t>
+      </w:r>
+      <w:r>
+        <w:t xml:space="preserve"> </w:t>
+      </w:r>
+      <w:r>
+        <w:t xml:space="preserve">but not blocked. The reason text is mandatory so the exception is self-documenting</w:t>
+      </w:r>
+      <w:r>
+        <w:t xml:space="preserve"> </w:t>
+      </w:r>
+      <w:r>
+        <w:t xml:space="preserve">in the transcript. Use it ONLY for operator-approved actions (e.g. a force-push</w:t>
+      </w:r>
+      <w:r>
+        <w:t xml:space="preserve"> </w:t>
+      </w:r>
+      <w:r>
+        <w:t xml:space="preserve">the operator authorized for mirror reconciliation). It does NOT apply to host-power</w:t>
+      </w:r>
+      <w:r>
+        <w:t xml:space="preserve"> </w:t>
+      </w:r>
+      <w:r>
+        <w:t xml:space="preserve">commands — those are categorically forbidden and the marker is ignored for them.</w:t>
       </w:r>
     </w:p>
     <w:p>
@@ -1205,78 +1627,8 @@
         </w:pict>
       </w:r>
     </w:p>
-    <w:bookmarkEnd w:id="10"/>
-    <w:bookmarkStart w:id="11" w:name="documented-exception-escape-hatch"/>
-    <w:p>
-      <w:pPr>
-        <w:pStyle w:val="Heading2"/>
-      </w:pPr>
-      <w:r>
-        <w:t xml:space="preserve">Documented-exception escape hatch</w:t>
-      </w:r>
-    </w:p>
-    <w:p>
-      <w:pPr>
-        <w:pStyle w:val="FirstParagraph"/>
-      </w:pPr>
-      <w:r>
-        <w:t xml:space="preserve">The PreToolUse guard supports ONE escape hatch for genuinely-approved exceptions:</w:t>
-      </w:r>
-      <w:r>
-        <w:t xml:space="preserve"> </w:t>
-      </w:r>
-      <w:r>
-        <w:t xml:space="preserve">a command containing the literal marker</w:t>
-      </w:r>
-      <w:r>
-        <w:t xml:space="preserve"> </w:t>
-      </w:r>
-      <w:r>
-        <w:rPr>
-          <w:rStyle w:val="VerbatimChar"/>
-        </w:rPr>
-        <w:t xml:space="preserve"># guardrails:allow &lt;reason&gt;</w:t>
-      </w:r>
-      <w:r>
-        <w:t xml:space="preserve"> </w:t>
-      </w:r>
-      <w:r>
-        <w:t xml:space="preserve">is WARNED</w:t>
-      </w:r>
-      <w:r>
-        <w:t xml:space="preserve"> </w:t>
-      </w:r>
-      <w:r>
-        <w:t xml:space="preserve">but not blocked. The reason text is mandatory so the exception is self-documenting</w:t>
-      </w:r>
-      <w:r>
-        <w:t xml:space="preserve"> </w:t>
-      </w:r>
-      <w:r>
-        <w:t xml:space="preserve">in the transcript. Use it ONLY for operator-approved actions (e.g. a force-push</w:t>
-      </w:r>
-      <w:r>
-        <w:t xml:space="preserve"> </w:t>
-      </w:r>
-      <w:r>
-        <w:t xml:space="preserve">the operator authorized for mirror reconciliation). It does NOT apply to host-power</w:t>
-      </w:r>
-      <w:r>
-        <w:t xml:space="preserve"> </w:t>
-      </w:r>
-      <w:r>
-        <w:t xml:space="preserve">commands — those are categorically forbidden and the marker is ignored for them.</w:t>
-      </w:r>
-    </w:p>
-    <w:p>
-      <w:r>
-        <w:pict>
-          <v:rect style="width:0;height:1.5pt" o:hralign="center" o:hrstd="t" o:hr="t"/>
-        </w:pict>
-      </w:r>
-    </w:p>
-    <w:bookmarkEnd w:id="11"/>
-    <w:bookmarkStart w:id="12" w:name="hostile-third-party-plugin-hooks"/>
+    <w:bookmarkEnd w:id="12"/>
+    <w:bookmarkStart w:id="13" w:name="hostile-third-party-plugin-hooks"/>
     <w:p>
       <w:pPr>
         <w:pStyle w:val="Heading2"/>
@@ -1353,7 +1705,7 @@
         <w:t xml:space="preserve"> </w:t>
       </w:r>
       <w:r>
-        <w:t xml:space="preserve">project's guard hook; it cannot and must not reach into the operator's global</w:t>
+        <w:t xml:space="preserve">project’s guard hook; it cannot and must not reach into the operator’s global</w:t>
       </w:r>
       <w:r>
         <w:t xml:space="preserve"> </w:t>
@@ -1362,8 +1714,8 @@
         <w:t xml:space="preserve">config to disable a third-party plugin.</w:t>
       </w:r>
     </w:p>
-    <w:bookmarkEnd w:id="12"/>
     <w:bookmarkEnd w:id="13"/>
+    <w:bookmarkEnd w:id="14"/>
     <w:sectPr>
       <w:footnotePr>
         <w:numRestart w:val="eachSect"/>
@@ -1559,80 +1911,107 @@
       </w:pPr>
     </w:lvl>
   </w:abstractNum>
-  <w:abstractNum w:abstractNumId="992">
-    <w:nsid w:val="0000A992"/>
+  <w:abstractNum w:abstractNumId="991">
+    <w:nsid w:val="0000A991"/>
     <w:multiLevelType w:val="multilevel"/>
     <w:lvl w:ilvl="0">
       <w:numFmt w:val="bullet"/>
-      <w:lvlText w:val="☐"/>
+      <w:lvlText w:val=""/>
       <w:lvlJc w:val="left"/>
       <w:pPr>
         <w:ind w:left="720" w:hanging="360"/>
       </w:pPr>
+      <w:rPr>
+        <w:rFonts w:ascii="Symbol" w:hAnsi="Symbol" w:cs="Symbol" w:hint="default"/>
+      </w:rPr>
     </w:lvl>
     <w:lvl w:ilvl="1">
       <w:numFmt w:val="bullet"/>
-      <w:lvlText w:val="☐"/>
+      <w:lvlText w:val="o"/>
       <w:lvlJc w:val="left"/>
       <w:pPr>
         <w:ind w:left="1440" w:hanging="360"/>
       </w:pPr>
+      <w:rPr>
+        <w:rFonts w:ascii="Courier New" w:hAnsi="Courier New" w:cs="Courier New" w:hint="default"/>
+      </w:rPr>
     </w:lvl>
     <w:lvl w:ilvl="2">
       <w:numFmt w:val="bullet"/>
-      <w:lvlText w:val="☐"/>
+      <w:lvlText w:val=""/>
       <w:lvlJc w:val="left"/>
       <w:pPr>
         <w:ind w:left="2160" w:hanging="360"/>
       </w:pPr>
+      <w:rPr>
+        <w:rFonts w:ascii="Wingdings" w:hAnsi="Wingdings" w:cs="Wingdings" w:hint="default"/>
+      </w:rPr>
     </w:lvl>
     <w:lvl w:ilvl="3">
       <w:numFmt w:val="bullet"/>
-      <w:lvlText w:val="☐"/>
+      <w:lvlText w:val=""/>
       <w:lvlJc w:val="left"/>
       <w:pPr>
         <w:ind w:left="2880" w:hanging="360"/>
       </w:pPr>
+      <w:rPr>
+        <w:rFonts w:ascii="Symbol" w:hAnsi="Symbol" w:cs="Symbol" w:hint="default"/>
+      </w:rPr>
     </w:lvl>
     <w:lvl w:ilvl="4">
       <w:numFmt w:val="bullet"/>
-      <w:lvlText w:val="☐"/>
+      <w:lvlText w:val="o"/>
       <w:lvlJc w:val="left"/>
       <w:pPr>
         <w:ind w:left="3600" w:hanging="360"/>
       </w:pPr>
+      <w:rPr>
+        <w:rFonts w:ascii="Courier New" w:hAnsi="Courier New" w:cs="Courier New" w:hint="default"/>
+      </w:rPr>
     </w:lvl>
     <w:lvl w:ilvl="5">
       <w:numFmt w:val="bullet"/>
-      <w:lvlText w:val="☐"/>
+      <w:lvlText w:val=""/>
       <w:lvlJc w:val="left"/>
       <w:pPr>
         <w:ind w:left="4320" w:hanging="360"/>
       </w:pPr>
+      <w:rPr>
+        <w:rFonts w:ascii="Wingdings" w:hAnsi="Wingdings" w:cs="Wingdings" w:hint="default"/>
+      </w:rPr>
     </w:lvl>
     <w:lvl w:ilvl="6">
       <w:numFmt w:val="bullet"/>
-      <w:lvlText w:val="☐"/>
+      <w:lvlText w:val=""/>
       <w:lvlJc w:val="left"/>
       <w:pPr>
         <w:ind w:left="5040" w:hanging="360"/>
       </w:pPr>
+      <w:rPr>
+        <w:rFonts w:ascii="Symbol" w:hAnsi="Symbol" w:cs="Symbol" w:hint="default"/>
+      </w:rPr>
     </w:lvl>
     <w:lvl w:ilvl="7">
       <w:numFmt w:val="bullet"/>
-      <w:lvlText w:val="☐"/>
+      <w:lvlText w:val="o"/>
       <w:lvlJc w:val="left"/>
       <w:pPr>
         <w:ind w:left="5760" w:hanging="360"/>
       </w:pPr>
+      <w:rPr>
+        <w:rFonts w:ascii="Courier New" w:hAnsi="Courier New" w:cs="Courier New" w:hint="default"/>
+      </w:rPr>
     </w:lvl>
     <w:lvl w:ilvl="8">
       <w:numFmt w:val="bullet"/>
-      <w:lvlText w:val="☐"/>
+      <w:lvlText w:val=""/>
       <w:lvlJc w:val="left"/>
       <w:pPr>
         <w:ind w:left="6480" w:hanging="360"/>
       </w:pPr>
+      <w:rPr>
+        <w:rFonts w:ascii="Wingdings" w:hAnsi="Wingdings" w:cs="Wingdings" w:hint="default"/>
+      </w:rPr>
     </w:lvl>
   </w:abstractNum>
   <w:num w:numId="1000">
@@ -1669,40 +2048,7 @@
     </w:lvlOverride>
   </w:num>
   <w:num w:numId="1002">
-    <w:abstractNumId w:val="992"/>
-  </w:num>
-  <w:num w:numId="1003">
-    <w:abstractNumId w:val="992"/>
-  </w:num>
-  <w:num w:numId="1004">
-    <w:abstractNumId w:val="992"/>
-  </w:num>
-  <w:num w:numId="1005">
-    <w:abstractNumId w:val="992"/>
-  </w:num>
-  <w:num w:numId="1006">
-    <w:abstractNumId w:val="992"/>
-  </w:num>
-  <w:num w:numId="1007">
-    <w:abstractNumId w:val="992"/>
-  </w:num>
-  <w:num w:numId="1008">
-    <w:abstractNumId w:val="992"/>
-  </w:num>
-  <w:num w:numId="1009">
-    <w:abstractNumId w:val="992"/>
-  </w:num>
-  <w:num w:numId="1010">
-    <w:abstractNumId w:val="992"/>
-  </w:num>
-  <w:num w:numId="1011">
-    <w:abstractNumId w:val="992"/>
-  </w:num>
-  <w:num w:numId="1012">
-    <w:abstractNumId w:val="992"/>
-  </w:num>
-  <w:num w:numId="1013">
-    <w:abstractNumId w:val="992"/>
+    <w:abstractNumId w:val="991"/>
   </w:num>
 </w:numbering>
 </file>
@@ -1715,7 +2061,7 @@
         <w:rFonts w:asciiTheme="minorHAnsi" w:cstheme="minorBidi" w:eastAsiaTheme="minorEastAsia" w:hAnsiTheme="minorHAnsi"/>
         <w:sz w:val="24"/>
         <w:szCs w:val="24"/>
-        <w:lang w:bidi="ar-SA" w:eastAsia="zh-CN" w:val="en"/>
+        <w:lang w:bidi="ar-SA" w:eastAsia="zh-CN" w:val="en-US"/>
       </w:rPr>
     </w:rPrDefault>
     <w:pPrDefault>

--- a/docs/AGENT_GUARDRAILS.docx
+++ b/docs/AGENT_GUARDRAILS.docx
@@ -2,7 +2,7 @@
 <file path=word/document.xml><?xml version="1.0" encoding="utf-8"?>
 <w:document xmlns:w="http://schemas.openxmlformats.org/wordprocessingml/2006/main" xmlns:m="http://schemas.openxmlformats.org/officeDocument/2006/math" xmlns:r="http://schemas.openxmlformats.org/officeDocument/2006/relationships" xmlns:o="urn:schemas-microsoft-com:office:office" xmlns:v="urn:schemas-microsoft-com:vml" xmlns:w10="urn:schemas-microsoft-com:office:word" xmlns:a="http://schemas.openxmlformats.org/drawingml/2006/main" xmlns:pic="http://schemas.openxmlformats.org/drawingml/2006/picture" xmlns:wp="http://schemas.openxmlformats.org/drawingml/2006/wordprocessingDrawing">
   <w:body>
-    <w:bookmarkStart w:id="14" w:name="X58fc34811f84b5431000f1b558366f64a657707"/>
+    <w:bookmarkStart w:id="14" w:name="Xc7a3f642a0434775642a49c785f9173da04dbe0"/>
     <w:p>
       <w:pPr>
         <w:pStyle w:val="Heading1"/>
@@ -892,262 +892,6 @@
         </w:rPr>
         <w:t xml:space="preserve">Before ANY subagent dispatch:</w:t>
       </w:r>
-      <w:r>
-        <w:t xml:space="preserve"> </w:t>
-      </w:r>
-      <w:r>
-        <w:t xml:space="preserve">- [ ] The SUBAGENT CONSTITUTIONAL PREAMBLE (above) is pasted verbatim into the</w:t>
-      </w:r>
-      <w:r>
-        <w:t xml:space="preserve"> </w:t>
-      </w:r>
-      <w:r>
-        <w:t xml:space="preserve">dispatch prompt.</w:t>
-      </w:r>
-      <w:r>
-        <w:t xml:space="preserve"> </w:t>
-      </w:r>
-      <w:r>
-        <w:t xml:space="preserve">- [ ] The subagent’s specific task names which §-clauses are load-bearing for it.</w:t>
-      </w:r>
-    </w:p>
-    <w:p>
-      <w:pPr>
-        <w:pStyle w:val="BodyText"/>
-      </w:pPr>
-      <w:r>
-        <w:rPr>
-          <w:b/>
-          <w:bCs/>
-        </w:rPr>
-        <w:t xml:space="preserve">Before any EMULATOR / device action (§11.4.76 / project-layer §6.X / §6.V / §6.AG):</w:t>
-      </w:r>
-      <w:r>
-        <w:t xml:space="preserve"> </w:t>
-      </w:r>
-      <w:r>
-        <w:t xml:space="preserve">- [ ] The run goes through the project’s run-challenge-matrix / run-emulator-tests</w:t>
-      </w:r>
-      <w:r>
-        <w:t xml:space="preserve"> </w:t>
-      </w:r>
-      <w:r>
-        <w:t xml:space="preserve">→ Containers submodule, not host-direct.</w:t>
-      </w:r>
-      <w:r>
-        <w:t xml:space="preserve"> </w:t>
-      </w:r>
-      <w:r>
-        <w:t xml:space="preserve">- [ ] No live/physical adb device is targeted.</w:t>
-      </w:r>
-      <w:r>
-        <w:t xml:space="preserve"> </w:t>
-      </w:r>
-      <w:r>
-        <w:t xml:space="preserve">- [ ] If the gate host cannot boot the emulator, the run is BLOCKED honestly</w:t>
-      </w:r>
-      <w:r>
-        <w:t xml:space="preserve"> </w:t>
-      </w:r>
-      <w:r>
-        <w:t xml:space="preserve">(incident JSON), not silently redirected.</w:t>
-      </w:r>
-    </w:p>
-    <w:p>
-      <w:pPr>
-        <w:pStyle w:val="BodyText"/>
-      </w:pPr>
-      <w:r>
-        <w:rPr>
-          <w:b/>
-          <w:bCs/>
-        </w:rPr>
-        <w:t xml:space="preserve">Before any DISTRIBUTE (project-layer §6.Z / §6.AA / §6.Y / §6.P):</w:t>
-      </w:r>
-      <w:r>
-        <w:t xml:space="preserve"> </w:t>
-      </w:r>
-      <w:r>
-        <w:t xml:space="preserve">- [ ] Challenge Tests EXECUTED (not compiled) against the exact artifact;</w:t>
-      </w:r>
-      <w:r>
-        <w:t xml:space="preserve"> </w:t>
-      </w:r>
-      <w:r>
-        <w:t xml:space="preserve">cold-start passed; evidence file present with matching commit SHA + &lt;24h.</w:t>
-      </w:r>
-      <w:r>
-        <w:t xml:space="preserve"> </w:t>
-      </w:r>
-      <w:r>
-        <w:t xml:space="preserve">- [ ] Version code bumped; CHANGELOG entry present.</w:t>
-      </w:r>
-      <w:r>
-        <w:t xml:space="preserve"> </w:t>
-      </w:r>
-      <w:r>
-        <w:t xml:space="preserve">- [ ] Debug-stage first, release-stage only after operator confirmation.</w:t>
-      </w:r>
-    </w:p>
-    <w:p>
-      <w:pPr>
-        <w:pStyle w:val="BodyText"/>
-      </w:pPr>
-      <w:r>
-        <w:rPr>
-          <w:b/>
-          <w:bCs/>
-        </w:rPr>
-        <w:t xml:space="preserve">Before any PUSH / destructive git action (§11.4.41 / §11.4.71 / project-layer §6.T.3):</w:t>
-      </w:r>
-      <w:r>
-        <w:t xml:space="preserve"> </w:t>
-      </w:r>
-      <w:r>
-        <w:t xml:space="preserve">- [ ] No</w:t>
-      </w:r>
-      <w:r>
-        <w:t xml:space="preserve"> </w:t>
-      </w:r>
-      <w:r>
-        <w:rPr>
-          <w:rStyle w:val="VerbatimChar"/>
-        </w:rPr>
-        <w:t xml:space="preserve">--force</w:t>
-      </w:r>
-      <w:r>
-        <w:t xml:space="preserve"> </w:t>
-      </w:r>
-      <w:r>
-        <w:t xml:space="preserve">/</w:t>
-      </w:r>
-      <w:r>
-        <w:t xml:space="preserve"> </w:t>
-      </w:r>
-      <w:r>
-        <w:rPr>
-          <w:rStyle w:val="VerbatimChar"/>
-        </w:rPr>
-        <w:t xml:space="preserve">--force-with-lease</w:t>
-      </w:r>
-      <w:r>
-        <w:t xml:space="preserve"> </w:t>
-      </w:r>
-      <w:r>
-        <w:t xml:space="preserve">/</w:t>
-      </w:r>
-      <w:r>
-        <w:t xml:space="preserve"> </w:t>
-      </w:r>
-      <w:r>
-        <w:rPr>
-          <w:rStyle w:val="VerbatimChar"/>
-        </w:rPr>
-        <w:t xml:space="preserve">--no-verify</w:t>
-      </w:r>
-      <w:r>
-        <w:t xml:space="preserve"> </w:t>
-      </w:r>
-      <w:r>
-        <w:t xml:space="preserve">/</w:t>
-      </w:r>
-      <w:r>
-        <w:t xml:space="preserve"> </w:t>
-      </w:r>
-      <w:r>
-        <w:rPr>
-          <w:rStyle w:val="VerbatimChar"/>
-        </w:rPr>
-        <w:t xml:space="preserve">--no-gpg-sign</w:t>
-      </w:r>
-      <w:r>
-        <w:t xml:space="preserve"> </w:t>
-      </w:r>
-      <w:r>
-        <w:t xml:space="preserve">without explicit per-operation operator approval recorded in-conversation.</w:t>
-      </w:r>
-      <w:r>
-        <w:t xml:space="preserve"> </w:t>
-      </w:r>
-      <w:r>
-        <w:t xml:space="preserve">- [ ] Remote is on the project’s approved provider list.</w:t>
-      </w:r>
-      <w:r>
-        <w:t xml:space="preserve"> </w:t>
-      </w:r>
-      <w:r>
-        <w:t xml:space="preserve">- [ ] For history rewrite / branch deletion / submodule de-init: a hardlinked</w:t>
-      </w:r>
-      <w:r>
-        <w:t xml:space="preserve"> </w:t>
-      </w:r>
-      <w:r>
-        <w:rPr>
-          <w:rStyle w:val="VerbatimChar"/>
-        </w:rPr>
-        <w:t xml:space="preserve">.git</w:t>
-      </w:r>
-      <w:r>
-        <w:t xml:space="preserve"> </w:t>
-      </w:r>
-      <w:r>
-        <w:t xml:space="preserve">backup was made first (§9.2 absolute-data-safety).</w:t>
-      </w:r>
-    </w:p>
-    <w:p>
-      <w:pPr>
-        <w:pStyle w:val="BodyText"/>
-      </w:pPr>
-      <w:r>
-        <w:rPr>
-          <w:b/>
-          <w:bCs/>
-        </w:rPr>
-        <w:t xml:space="preserve">Before any HOST-affecting command:</w:t>
-      </w:r>
-      <w:r>
-        <w:t xml:space="preserve"> </w:t>
-      </w:r>
-      <w:r>
-        <w:t xml:space="preserve">- [ ] No suspend / hibernate / poweroff / reboot / halt / sign-out</w:t>
-      </w:r>
-      <w:r>
-        <w:t xml:space="preserve"> </w:t>
-      </w:r>
-      <w:r>
-        <w:t xml:space="preserve">(§12 Host-Session Safety). This is categorical — no override.</w:t>
-      </w:r>
-    </w:p>
-    <w:p>
-      <w:r>
-        <w:pict>
-          <v:rect style="width:0;height:1.5pt" o:hralign="center" o:hrstd="t" o:hr="t"/>
-        </w:pict>
-      </w:r>
-    </w:p>
-    <w:bookmarkEnd w:id="10"/>
-    <w:bookmarkStart w:id="11" w:name="codegraph-tool-selection-11.4.7811.4.79"/>
-    <w:p>
-      <w:pPr>
-        <w:pStyle w:val="Heading2"/>
-      </w:pPr>
-      <w:r>
-        <w:t xml:space="preserve">CodeGraph tool selection (§11.4.78/§11.4.79)</w:t>
-      </w:r>
-    </w:p>
-    <w:p>
-      <w:pPr>
-        <w:pStyle w:val="FirstParagraph"/>
-      </w:pPr>
-      <w:r>
-        <w:t xml:space="preserve">When using the CodeGraph MCP server for code intelligence, pick the right tool —</w:t>
-      </w:r>
-      <w:r>
-        <w:t xml:space="preserve"> </w:t>
-      </w:r>
-      <w:r>
-        <w:t xml:space="preserve">this is a recurring agent confusion that wastes round-trips:</w:t>
-      </w:r>
     </w:p>
     <w:p>
       <w:pPr>
@@ -1158,150 +902,13 @@
         </w:numPr>
       </w:pPr>
       <w:r>
-        <w:rPr>
-          <w:rStyle w:val="VerbatimChar"/>
-          <w:b/>
-          <w:bCs/>
-        </w:rPr>
-        <w:t xml:space="preserve">codegraph_search</w:t>
-      </w:r>
-      <w:r>
-        <w:t xml:space="preserve"> </w:t>
-      </w:r>
-      <w:r>
-        <w:t xml:space="preserve">is an FTS5</w:t>
-      </w:r>
-      <w:r>
-        <w:t xml:space="preserve"> </w:t>
-      </w:r>
-      <w:r>
-        <w:rPr>
-          <w:b/>
-          <w:bCs/>
-        </w:rPr>
-        <w:t xml:space="preserve">implicit-AND symbol-NAME lookup</w:t>
-      </w:r>
-      <w:r>
-        <w:t xml:space="preserve"> </w:t>
-      </w:r>
-      <w:r>
-        <w:t xml:space="preserve">— it matches</w:t>
-      </w:r>
-      <w:r>
-        <w:t xml:space="preserve"> </w:t>
-      </w:r>
-      <w:r>
-        <w:t xml:space="preserve">a single symbol whose name / qualified-name / signature / docstring contains</w:t>
-      </w:r>
-      <w:r>
-        <w:t xml:space="preserve"> </w:t>
-      </w:r>
-      <w:r>
-        <w:rPr>
-          <w:b/>
-          <w:bCs/>
-        </w:rPr>
-        <w:t xml:space="preserve">ALL</w:t>
-      </w:r>
-      <w:r>
-        <w:t xml:space="preserve"> </w:t>
-      </w:r>
-      <w:r>
-        <w:t xml:space="preserve">the query tokens. Use it ONLY when you can NAME a symbol</w:t>
-      </w:r>
-      <w:r>
-        <w:t xml:space="preserve"> </w:t>
-      </w:r>
-      <w:r>
-        <w:t xml:space="preserve">(e.g. </w:t>
-      </w:r>
-      <w:r>
-        <w:rPr>
-          <w:rStyle w:val="VerbatimChar"/>
-        </w:rPr>
-        <w:t xml:space="preserve">OllamaProvider</w:t>
-      </w:r>
-      <w:r>
-        <w:t xml:space="preserve">,</w:t>
-      </w:r>
-      <w:r>
-        <w:t xml:space="preserve"> </w:t>
-      </w:r>
-      <w:r>
-        <w:rPr>
-          <w:rStyle w:val="VerbatimChar"/>
-        </w:rPr>
-        <w:t xml:space="preserve">NewOllamaProvider</w:t>
-      </w:r>
-      <w:r>
-        <w:t xml:space="preserve">). A natural-language PHRASE like</w:t>
-      </w:r>
-      <w:r>
-        <w:t xml:space="preserve"> </w:t>
-      </w:r>
-      <w:r>
-        <w:rPr>
-          <w:rStyle w:val="VerbatimChar"/>
-        </w:rPr>
-        <w:t xml:space="preserve">provider Generate LLM</w:t>
-      </w:r>
-      <w:r>
-        <w:t xml:space="preserve"> </w:t>
-      </w:r>
-      <w:r>
-        <w:t xml:space="preserve">correctly returns</w:t>
-      </w:r>
-      <w:r>
-        <w:t xml:space="preserve"> </w:t>
-      </w:r>
-      <w:r>
-        <w:rPr>
-          <w:b/>
-          <w:bCs/>
-        </w:rPr>
-        <w:t xml:space="preserve">“No results found”</w:t>
-      </w:r>
-      <w:r>
-        <w:t xml:space="preserve"> </w:t>
-      </w:r>
-      <w:r>
-        <w:t xml:space="preserve">— no single</w:t>
-      </w:r>
-      <w:r>
-        <w:t xml:space="preserve"> </w:t>
-      </w:r>
-      <w:r>
-        <w:t xml:space="preserve">symbol is named that. That empty result is</w:t>
-      </w:r>
-      <w:r>
-        <w:t xml:space="preserve"> </w:t>
-      </w:r>
-      <w:r>
-        <w:rPr>
-          <w:b/>
-          <w:bCs/>
-        </w:rPr>
-        <w:t xml:space="preserve">working-as-designed, NOT a broken</w:t>
-      </w:r>
-      <w:r>
-        <w:rPr>
-          <w:b/>
-          <w:bCs/>
-        </w:rPr>
-        <w:t xml:space="preserve"> </w:t>
-      </w:r>
-      <w:r>
-        <w:rPr>
-          <w:b/>
-          <w:bCs/>
-        </w:rPr>
-        <w:t xml:space="preserve">index</w:t>
-      </w:r>
-      <w:r>
-        <w:t xml:space="preserve"> </w:t>
-      </w:r>
-      <w:r>
-        <w:t xml:space="preserve">(verified 2026-06-22).</w:t>
+        <w:t xml:space="preserve">The SUBAGENT CONSTITUTIONAL PREAMBLE (above) is pasted verbatim into the</w:t>
+      </w:r>
+      <w:r>
+        <w:t xml:space="preserve"> </w:t>
+      </w:r>
+      <w:r>
+        <w:t xml:space="preserve">dispatch prompt.</w:t>
       </w:r>
     </w:p>
     <w:p>
@@ -1309,49 +916,71 @@
         <w:pStyle w:val="Compact"/>
         <w:numPr>
           <w:ilvl w:val="0"/>
-          <w:numId w:val="1002"/>
+          <w:numId w:val="1003"/>
         </w:numPr>
       </w:pPr>
       <w:r>
-        <w:rPr>
-          <w:rStyle w:val="VerbatimChar"/>
+        <w:t xml:space="preserve">The subagent's specific task names which §-clauses are load-bearing for it.</w:t>
+      </w:r>
+    </w:p>
+    <w:p>
+      <w:pPr>
+        <w:pStyle w:val="FirstParagraph"/>
+      </w:pPr>
+      <w:r>
+        <w:rPr>
           <w:b/>
           <w:bCs/>
         </w:rPr>
-        <w:t xml:space="preserve">codegraph_explore</w:t>
-      </w:r>
-      <w:r>
-        <w:t xml:space="preserve"> </w:t>
-      </w:r>
-      <w:r>
-        <w:t xml:space="preserve">is the natural-language / multi-symbol /</w:t>
-      </w:r>
-      <w:r>
-        <w:t xml:space="preserve"> </w:t>
-      </w:r>
-      <w:r>
-        <w:t xml:space="preserve">“explore an area”</w:t>
-      </w:r>
-      <w:r>
-        <w:t xml:space="preserve"> </w:t>
-      </w:r>
-      <w:r>
-        <w:t xml:space="preserve">surface — it returns the verbatim source of the relevant symbols grouped by file.</w:t>
-      </w:r>
-      <w:r>
-        <w:t xml:space="preserve"> </w:t>
-      </w:r>
-      <w:r>
-        <w:t xml:space="preserve">Use it for ANY question, area survey,</w:t>
-      </w:r>
-      <w:r>
-        <w:t xml:space="preserve"> </w:t>
-      </w:r>
-      <w:r>
-        <w:t xml:space="preserve">“how does X work”</w:t>
-      </w:r>
-      <w:r>
-        <w:t xml:space="preserve">, or multi-concept query.</w:t>
+        <w:t xml:space="preserve">Before any EMULATOR / device action (§11.4.76 / project-layer §6.X / §6.V / §6.AG):</w:t>
+      </w:r>
+    </w:p>
+    <w:p>
+      <w:pPr>
+        <w:pStyle w:val="Compact"/>
+        <w:numPr>
+          <w:ilvl w:val="0"/>
+          <w:numId w:val="1004"/>
+        </w:numPr>
+      </w:pPr>
+      <w:r>
+        <w:t xml:space="preserve">The run goes through the project's run-challenge-matrix / run-emulator-tests</w:t>
+      </w:r>
+      <w:r>
+        <w:t xml:space="preserve"> </w:t>
+      </w:r>
+      <w:r>
+        <w:t xml:space="preserve">→ Containers submodule, not host-direct.</w:t>
+      </w:r>
+    </w:p>
+    <w:p>
+      <w:pPr>
+        <w:pStyle w:val="Compact"/>
+        <w:numPr>
+          <w:ilvl w:val="0"/>
+          <w:numId w:val="1005"/>
+        </w:numPr>
+      </w:pPr>
+      <w:r>
+        <w:t xml:space="preserve">No live/physical adb device is targeted.</w:t>
+      </w:r>
+    </w:p>
+    <w:p>
+      <w:pPr>
+        <w:pStyle w:val="Compact"/>
+        <w:numPr>
+          <w:ilvl w:val="0"/>
+          <w:numId w:val="1006"/>
+        </w:numPr>
+      </w:pPr>
+      <w:r>
+        <w:t xml:space="preserve">If the gate host cannot boot the emulator, the run is BLOCKED honestly</w:t>
+      </w:r>
+      <w:r>
+        <w:t xml:space="preserve"> </w:t>
+      </w:r>
+      <w:r>
+        <w:t xml:space="preserve">(incident JSON), not silently redirected.</w:t>
       </w:r>
     </w:p>
     <w:p>
@@ -1363,261 +992,202 @@
           <w:b/>
           <w:bCs/>
         </w:rPr>
-        <w:t xml:space="preserve">Rule of thumb: name a symbol →</w:t>
-      </w:r>
+        <w:t xml:space="preserve">Before any DISTRIBUTE (project-layer §6.Z / §6.AA / §6.Y / §6.P):</w:t>
+      </w:r>
+    </w:p>
+    <w:p>
+      <w:pPr>
+        <w:pStyle w:val="Compact"/>
+        <w:numPr>
+          <w:ilvl w:val="0"/>
+          <w:numId w:val="1007"/>
+        </w:numPr>
+      </w:pPr>
+      <w:r>
+        <w:t xml:space="preserve">Challenge Tests EXECUTED (not compiled) against the exact artifact;</w:t>
+      </w:r>
+      <w:r>
+        <w:t xml:space="preserve"> </w:t>
+      </w:r>
+      <w:r>
+        <w:t xml:space="preserve">cold-start passed; evidence file present with matching commit SHA + &lt;24h.</w:t>
+      </w:r>
+    </w:p>
+    <w:p>
+      <w:pPr>
+        <w:pStyle w:val="Compact"/>
+        <w:numPr>
+          <w:ilvl w:val="0"/>
+          <w:numId w:val="1008"/>
+        </w:numPr>
+      </w:pPr>
+      <w:r>
+        <w:t xml:space="preserve">Version code bumped; CHANGELOG entry present.</w:t>
+      </w:r>
+    </w:p>
+    <w:p>
+      <w:pPr>
+        <w:pStyle w:val="Compact"/>
+        <w:numPr>
+          <w:ilvl w:val="0"/>
+          <w:numId w:val="1009"/>
+        </w:numPr>
+      </w:pPr>
+      <w:r>
+        <w:t xml:space="preserve">Debug-stage first, release-stage only after operator confirmation.</w:t>
+      </w:r>
+    </w:p>
+    <w:p>
+      <w:pPr>
+        <w:pStyle w:val="FirstParagraph"/>
+      </w:pPr>
       <w:r>
         <w:rPr>
           <w:b/>
           <w:bCs/>
         </w:rPr>
-        <w:t xml:space="preserve"> </w:t>
-      </w:r>
-      <w:r>
-        <w:rPr>
-          <w:rStyle w:val="VerbatimChar"/>
+        <w:t xml:space="preserve">Before any PUSH / destructive git action (§11.4.41 / §11.4.71 / project-layer §6.T.3):</w:t>
+      </w:r>
+    </w:p>
+    <w:p>
+      <w:pPr>
+        <w:pStyle w:val="Compact"/>
+        <w:numPr>
+          <w:ilvl w:val="0"/>
+          <w:numId w:val="1010"/>
+        </w:numPr>
+      </w:pPr>
+      <w:r>
+        <w:t xml:space="preserve">No</w:t>
+      </w:r>
+      <w:r>
+        <w:t xml:space="preserve"> </w:t>
+      </w:r>
+      <w:r>
+        <w:rPr>
+          <w:rStyle w:val="VerbatimChar"/>
+        </w:rPr>
+        <w:t xml:space="preserve">--force</w:t>
+      </w:r>
+      <w:r>
+        <w:t xml:space="preserve"> </w:t>
+      </w:r>
+      <w:r>
+        <w:t xml:space="preserve">/</w:t>
+      </w:r>
+      <w:r>
+        <w:t xml:space="preserve"> </w:t>
+      </w:r>
+      <w:r>
+        <w:rPr>
+          <w:rStyle w:val="VerbatimChar"/>
+        </w:rPr>
+        <w:t xml:space="preserve">--force-with-lease</w:t>
+      </w:r>
+      <w:r>
+        <w:t xml:space="preserve"> </w:t>
+      </w:r>
+      <w:r>
+        <w:t xml:space="preserve">/</w:t>
+      </w:r>
+      <w:r>
+        <w:t xml:space="preserve"> </w:t>
+      </w:r>
+      <w:r>
+        <w:rPr>
+          <w:rStyle w:val="VerbatimChar"/>
+        </w:rPr>
+        <w:t xml:space="preserve">--no-verify</w:t>
+      </w:r>
+      <w:r>
+        <w:t xml:space="preserve"> </w:t>
+      </w:r>
+      <w:r>
+        <w:t xml:space="preserve">/</w:t>
+      </w:r>
+      <w:r>
+        <w:t xml:space="preserve"> </w:t>
+      </w:r>
+      <w:r>
+        <w:rPr>
+          <w:rStyle w:val="VerbatimChar"/>
+        </w:rPr>
+        <w:t xml:space="preserve">--no-gpg-sign</w:t>
+      </w:r>
+      <w:r>
+        <w:t xml:space="preserve"> </w:t>
+      </w:r>
+      <w:r>
+        <w:t xml:space="preserve">without explicit per-operation operator approval recorded in-conversation.</w:t>
+      </w:r>
+    </w:p>
+    <w:p>
+      <w:pPr>
+        <w:pStyle w:val="Compact"/>
+        <w:numPr>
+          <w:ilvl w:val="0"/>
+          <w:numId w:val="1011"/>
+        </w:numPr>
+      </w:pPr>
+      <w:r>
+        <w:t xml:space="preserve">Remote is on the project's approved provider list.</w:t>
+      </w:r>
+    </w:p>
+    <w:p>
+      <w:pPr>
+        <w:pStyle w:val="Compact"/>
+        <w:numPr>
+          <w:ilvl w:val="0"/>
+          <w:numId w:val="1012"/>
+        </w:numPr>
+      </w:pPr>
+      <w:r>
+        <w:t xml:space="preserve">For history rewrite / branch deletion / submodule de-init: a hardlinked</w:t>
+      </w:r>
+      <w:r>
+        <w:t xml:space="preserve"> </w:t>
+      </w:r>
+      <w:r>
+        <w:rPr>
+          <w:rStyle w:val="VerbatimChar"/>
+        </w:rPr>
+        <w:t xml:space="preserve">.git</w:t>
+      </w:r>
+      <w:r>
+        <w:t xml:space="preserve"> </w:t>
+      </w:r>
+      <w:r>
+        <w:t xml:space="preserve">backup was made first (§9.2 absolute-data-safety).</w:t>
+      </w:r>
+    </w:p>
+    <w:p>
+      <w:pPr>
+        <w:pStyle w:val="FirstParagraph"/>
+      </w:pPr>
+      <w:r>
+        <w:rPr>
           <w:b/>
           <w:bCs/>
         </w:rPr>
-        <w:t xml:space="preserve">codegraph_search</w:t>
-      </w:r>
-      <w:r>
-        <w:rPr>
-          <w:b/>
-          <w:bCs/>
-        </w:rPr>
-        <w:t xml:space="preserve">; ask a question →</w:t>
-      </w:r>
-      <w:r>
-        <w:rPr>
-          <w:b/>
-          <w:bCs/>
-        </w:rPr>
-        <w:t xml:space="preserve"> </w:t>
-      </w:r>
-      <w:r>
-        <w:rPr>
-          <w:rStyle w:val="VerbatimChar"/>
-          <w:b/>
-          <w:bCs/>
-        </w:rPr>
-        <w:t xml:space="preserve">codegraph_explore</w:t>
-      </w:r>
-      <w:r>
-        <w:rPr>
-          <w:b/>
-          <w:bCs/>
-        </w:rPr>
-        <w:t xml:space="preserve">.</w:t>
-      </w:r>
-    </w:p>
-    <w:p>
-      <w:pPr>
-        <w:pStyle w:val="BodyText"/>
-      </w:pPr>
-      <w:r>
-        <w:rPr>
-          <w:b/>
-          <w:bCs/>
-        </w:rPr>
-        <w:t xml:space="preserve">Exclusion source of truth (§11.4.79):</w:t>
-      </w:r>
-      <w:r>
-        <w:t xml:space="preserve"> </w:t>
-      </w:r>
-      <w:r>
-        <w:t xml:space="preserve">CodeGraph v1.x is zero-config — it derives</w:t>
-      </w:r>
-      <w:r>
-        <w:t xml:space="preserve"> </w:t>
-      </w:r>
-      <w:r>
-        <w:t xml:space="preserve">its index scope from</w:t>
-      </w:r>
-      <w:r>
-        <w:t xml:space="preserve"> </w:t>
-      </w:r>
-      <w:r>
-        <w:rPr>
-          <w:rStyle w:val="VerbatimChar"/>
-          <w:b/>
-          <w:bCs/>
-        </w:rPr>
-        <w:t xml:space="preserve">.gitignore</w:t>
-      </w:r>
-      <w:r>
-        <w:t xml:space="preserve"> </w:t>
-      </w:r>
-      <w:r>
-        <w:t xml:space="preserve">(+</w:t>
-      </w:r>
-      <w:r>
-        <w:t xml:space="preserve"> </w:t>
-      </w:r>
-      <w:r>
-        <w:rPr>
-          <w:rStyle w:val="VerbatimChar"/>
-        </w:rPr>
-        <w:t xml:space="preserve">.git/info/exclude</w:t>
-      </w:r>
-      <w:r>
-        <w:t xml:space="preserve">),</w:t>
-      </w:r>
-      <w:r>
-        <w:t xml:space="preserve"> </w:t>
-      </w:r>
-      <w:r>
-        <w:rPr>
-          <w:b/>
-          <w:bCs/>
-        </w:rPr>
-        <w:t xml:space="preserve">NOT</w:t>
-      </w:r>
-      <w:r>
-        <w:t xml:space="preserve"> </w:t>
-      </w:r>
-      <w:r>
-        <w:t xml:space="preserve">from</w:t>
-      </w:r>
-      <w:r>
-        <w:t xml:space="preserve"> </w:t>
-      </w:r>
-      <w:r>
-        <w:rPr>
-          <w:rStyle w:val="VerbatimChar"/>
-        </w:rPr>
-        <w:t xml:space="preserve">.codegraph/config.json</w:t>
-      </w:r>
-      <w:r>
-        <w:t xml:space="preserve"> </w:t>
-      </w:r>
-      <w:r>
-        <w:t xml:space="preserve">(which is inert / no longer read). A</w:t>
-      </w:r>
-      <w:r>
-        <w:t xml:space="preserve"> </w:t>
-      </w:r>
-      <w:r>
-        <w:rPr>
-          <w:rStyle w:val="VerbatimChar"/>
-        </w:rPr>
-        <w:t xml:space="preserve">codegraph_validate.sh</w:t>
-      </w:r>
-      <w:r>
-        <w:t xml:space="preserve"> </w:t>
-      </w:r>
-      <w:r>
-        <w:t xml:space="preserve">that checks</w:t>
-      </w:r>
-      <w:r>
-        <w:t xml:space="preserve"> </w:t>
-      </w:r>
-      <w:r>
-        <w:rPr>
-          <w:rStyle w:val="VerbatimChar"/>
-        </w:rPr>
-        <w:t xml:space="preserve">config.json</w:t>
-      </w:r>
-      <w:r>
-        <w:t xml:space="preserve">’s include/exclude lists certifies an exclusion the tool</w:t>
-      </w:r>
-      <w:r>
-        <w:t xml:space="preserve"> </w:t>
-      </w:r>
-      <w:r>
-        <w:t xml:space="preserve">ignores — that is a §11.4 PASS-bluff. Validators MUST instead query the live DB</w:t>
-      </w:r>
-      <w:r>
-        <w:t xml:space="preserve"> </w:t>
-      </w:r>
-      <w:r>
-        <w:t xml:space="preserve">(</w:t>
-      </w:r>
-      <w:r>
-        <w:rPr>
-          <w:rStyle w:val="VerbatimChar"/>
-        </w:rPr>
-        <w:t xml:space="preserve">SELECT COUNT(*) FROM files WHERE path LIKE '&lt;excluded&gt;/%'</w:t>
-      </w:r>
-      <w:r>
-        <w:t xml:space="preserve"> </w:t>
-      </w:r>
-      <w:r>
-        <w:t xml:space="preserve">MUST be 0). Own-org</w:t>
-      </w:r>
-      <w:r>
-        <w:t xml:space="preserve"> </w:t>
-      </w:r>
-      <w:r>
-        <w:t xml:space="preserve">submodules MUST be INDEXED; third-party + credential paths MUST be EXCLUDED via the</w:t>
-      </w:r>
-      <w:r>
-        <w:t xml:space="preserve"> </w:t>
-      </w:r>
-      <w:r>
-        <w:t xml:space="preserve">ignore files (verified absent from the live index, not merely listed in the config).</w:t>
-      </w:r>
-    </w:p>
-    <w:bookmarkEnd w:id="11"/>
-    <w:bookmarkStart w:id="12" w:name="documented-exception-escape-hatch"/>
-    <w:p>
-      <w:pPr>
-        <w:pStyle w:val="Heading2"/>
-      </w:pPr>
-      <w:r>
-        <w:t xml:space="preserve">Documented-exception escape hatch</w:t>
-      </w:r>
-    </w:p>
-    <w:p>
-      <w:pPr>
-        <w:pStyle w:val="FirstParagraph"/>
-      </w:pPr>
-      <w:r>
-        <w:t xml:space="preserve">The PreToolUse guard supports ONE escape hatch for genuinely-approved exceptions:</w:t>
-      </w:r>
-      <w:r>
-        <w:t xml:space="preserve"> </w:t>
-      </w:r>
-      <w:r>
-        <w:t xml:space="preserve">a command containing the literal marker</w:t>
-      </w:r>
-      <w:r>
-        <w:t xml:space="preserve"> </w:t>
-      </w:r>
-      <w:r>
-        <w:rPr>
-          <w:rStyle w:val="VerbatimChar"/>
-        </w:rPr>
-        <w:t xml:space="preserve"># guardrails:allow &lt;reason&gt;</w:t>
-      </w:r>
-      <w:r>
-        <w:t xml:space="preserve"> </w:t>
-      </w:r>
-      <w:r>
-        <w:t xml:space="preserve">is WARNED</w:t>
-      </w:r>
-      <w:r>
-        <w:t xml:space="preserve"> </w:t>
-      </w:r>
-      <w:r>
-        <w:t xml:space="preserve">but not blocked. The reason text is mandatory so the exception is self-documenting</w:t>
-      </w:r>
-      <w:r>
-        <w:t xml:space="preserve"> </w:t>
-      </w:r>
-      <w:r>
-        <w:t xml:space="preserve">in the transcript. Use it ONLY for operator-approved actions (e.g. a force-push</w:t>
-      </w:r>
-      <w:r>
-        <w:t xml:space="preserve"> </w:t>
-      </w:r>
-      <w:r>
-        <w:t xml:space="preserve">the operator authorized for mirror reconciliation). It does NOT apply to host-power</w:t>
-      </w:r>
-      <w:r>
-        <w:t xml:space="preserve"> </w:t>
-      </w:r>
-      <w:r>
-        <w:t xml:space="preserve">commands — those are categorically forbidden and the marker is ignored for them.</w:t>
+        <w:t xml:space="preserve">Before any HOST-affecting command:</w:t>
+      </w:r>
+    </w:p>
+    <w:p>
+      <w:pPr>
+        <w:pStyle w:val="Compact"/>
+        <w:numPr>
+          <w:ilvl w:val="0"/>
+          <w:numId w:val="1013"/>
+        </w:numPr>
+      </w:pPr>
+      <w:r>
+        <w:t xml:space="preserve">No suspend / hibernate / poweroff / reboot / halt / sign-out</w:t>
+      </w:r>
+      <w:r>
+        <w:t xml:space="preserve"> </w:t>
+      </w:r>
+      <w:r>
+        <w:t xml:space="preserve">(§12 Host-Session Safety). This is categorical — no override.</w:t>
       </w:r>
     </w:p>
     <w:p>
@@ -1627,6 +1197,496 @@
         </w:pict>
       </w:r>
     </w:p>
+    <w:bookmarkEnd w:id="10"/>
+    <w:bookmarkStart w:id="11" w:name="codegraph-tool-selection-1147811479"/>
+    <w:p>
+      <w:pPr>
+        <w:pStyle w:val="Heading2"/>
+      </w:pPr>
+      <w:r>
+        <w:t xml:space="preserve">CodeGraph tool selection (§11.4.78/§11.4.79)</w:t>
+      </w:r>
+    </w:p>
+    <w:p>
+      <w:pPr>
+        <w:pStyle w:val="FirstParagraph"/>
+      </w:pPr>
+      <w:r>
+        <w:t xml:space="preserve">When using the CodeGraph MCP server for code intelligence, pick the right tool —</w:t>
+      </w:r>
+      <w:r>
+        <w:t xml:space="preserve"> </w:t>
+      </w:r>
+      <w:r>
+        <w:t xml:space="preserve">this is a recurring agent confusion that wastes round-trips:</w:t>
+      </w:r>
+    </w:p>
+    <w:p>
+      <w:pPr>
+        <w:pStyle w:val="Compact"/>
+        <w:numPr>
+          <w:ilvl w:val="0"/>
+          <w:numId w:val="1014"/>
+        </w:numPr>
+      </w:pPr>
+      <w:r>
+        <w:rPr>
+          <w:rStyle w:val="VerbatimChar"/>
+          <w:b/>
+          <w:bCs/>
+        </w:rPr>
+        <w:t xml:space="preserve">codegraph_search</w:t>
+      </w:r>
+      <w:r>
+        <w:t xml:space="preserve"> </w:t>
+      </w:r>
+      <w:r>
+        <w:t xml:space="preserve">is an FTS5</w:t>
+      </w:r>
+      <w:r>
+        <w:t xml:space="preserve"> </w:t>
+      </w:r>
+      <w:r>
+        <w:rPr>
+          <w:b/>
+          <w:bCs/>
+        </w:rPr>
+        <w:t xml:space="preserve">implicit-AND symbol-NAME lookup</w:t>
+      </w:r>
+      <w:r>
+        <w:t xml:space="preserve"> </w:t>
+      </w:r>
+      <w:r>
+        <w:t xml:space="preserve">— it matches</w:t>
+      </w:r>
+      <w:r>
+        <w:t xml:space="preserve"> </w:t>
+      </w:r>
+      <w:r>
+        <w:t xml:space="preserve">a single symbol whose name / qualified-name / signature / docstring contains</w:t>
+      </w:r>
+      <w:r>
+        <w:t xml:space="preserve"> </w:t>
+      </w:r>
+      <w:r>
+        <w:rPr>
+          <w:b/>
+          <w:bCs/>
+        </w:rPr>
+        <w:t xml:space="preserve">ALL</w:t>
+      </w:r>
+      <w:r>
+        <w:t xml:space="preserve"> </w:t>
+      </w:r>
+      <w:r>
+        <w:t xml:space="preserve">the query tokens. Use it ONLY when you can NAME a symbol</w:t>
+      </w:r>
+      <w:r>
+        <w:t xml:space="preserve"> </w:t>
+      </w:r>
+      <w:r>
+        <w:t xml:space="preserve">(e.g.</w:t>
+      </w:r>
+      <w:r>
+        <w:t xml:space="preserve"> </w:t>
+      </w:r>
+      <w:r>
+        <w:rPr>
+          <w:rStyle w:val="VerbatimChar"/>
+        </w:rPr>
+        <w:t xml:space="preserve">OllamaProvider</w:t>
+      </w:r>
+      <w:r>
+        <w:t xml:space="preserve">,</w:t>
+      </w:r>
+      <w:r>
+        <w:t xml:space="preserve"> </w:t>
+      </w:r>
+      <w:r>
+        <w:rPr>
+          <w:rStyle w:val="VerbatimChar"/>
+        </w:rPr>
+        <w:t xml:space="preserve">NewOllamaProvider</w:t>
+      </w:r>
+      <w:r>
+        <w:t xml:space="preserve">). A natural-language PHRASE like</w:t>
+      </w:r>
+      <w:r>
+        <w:t xml:space="preserve"> </w:t>
+      </w:r>
+      <w:r>
+        <w:rPr>
+          <w:rStyle w:val="VerbatimChar"/>
+        </w:rPr>
+        <w:t xml:space="preserve">provider Generate LLM</w:t>
+      </w:r>
+      <w:r>
+        <w:t xml:space="preserve"> </w:t>
+      </w:r>
+      <w:r>
+        <w:t xml:space="preserve">correctly returns</w:t>
+      </w:r>
+      <w:r>
+        <w:t xml:space="preserve"> </w:t>
+      </w:r>
+      <w:r>
+        <w:rPr>
+          <w:b/>
+          <w:bCs/>
+        </w:rPr>
+        <w:t xml:space="preserve">"No results found"</w:t>
+      </w:r>
+      <w:r>
+        <w:t xml:space="preserve"> </w:t>
+      </w:r>
+      <w:r>
+        <w:t xml:space="preserve">— no single</w:t>
+      </w:r>
+      <w:r>
+        <w:t xml:space="preserve"> </w:t>
+      </w:r>
+      <w:r>
+        <w:t xml:space="preserve">symbol is named that. That empty result is</w:t>
+      </w:r>
+      <w:r>
+        <w:t xml:space="preserve"> </w:t>
+      </w:r>
+      <w:r>
+        <w:rPr>
+          <w:b/>
+          <w:bCs/>
+        </w:rPr>
+        <w:t xml:space="preserve">working-as-designed, NOT a broken</w:t>
+      </w:r>
+      <w:r>
+        <w:rPr>
+          <w:b/>
+          <w:bCs/>
+        </w:rPr>
+        <w:t xml:space="preserve"> </w:t>
+      </w:r>
+      <w:r>
+        <w:rPr>
+          <w:b/>
+          <w:bCs/>
+        </w:rPr>
+        <w:t xml:space="preserve">index</w:t>
+      </w:r>
+      <w:r>
+        <w:t xml:space="preserve"> </w:t>
+      </w:r>
+      <w:r>
+        <w:t xml:space="preserve">(verified 2026-06-22).</w:t>
+      </w:r>
+    </w:p>
+    <w:p>
+      <w:pPr>
+        <w:pStyle w:val="Compact"/>
+        <w:numPr>
+          <w:ilvl w:val="0"/>
+          <w:numId w:val="1014"/>
+        </w:numPr>
+      </w:pPr>
+      <w:r>
+        <w:rPr>
+          <w:rStyle w:val="VerbatimChar"/>
+          <w:b/>
+          <w:bCs/>
+        </w:rPr>
+        <w:t xml:space="preserve">codegraph_explore</w:t>
+      </w:r>
+      <w:r>
+        <w:t xml:space="preserve"> </w:t>
+      </w:r>
+      <w:r>
+        <w:t xml:space="preserve">is the natural-language / multi-symbol / "explore an area"</w:t>
+      </w:r>
+      <w:r>
+        <w:t xml:space="preserve"> </w:t>
+      </w:r>
+      <w:r>
+        <w:t xml:space="preserve">surface — it returns the verbatim source of the relevant symbols grouped by file.</w:t>
+      </w:r>
+      <w:r>
+        <w:t xml:space="preserve"> </w:t>
+      </w:r>
+      <w:r>
+        <w:t xml:space="preserve">Use it for ANY question, area survey, "how does X work", or multi-concept query.</w:t>
+      </w:r>
+    </w:p>
+    <w:p>
+      <w:pPr>
+        <w:pStyle w:val="FirstParagraph"/>
+      </w:pPr>
+      <w:r>
+        <w:rPr>
+          <w:b/>
+          <w:bCs/>
+        </w:rPr>
+        <w:t xml:space="preserve">Rule of thumb: name a symbol →</w:t>
+      </w:r>
+      <w:r>
+        <w:rPr>
+          <w:b/>
+          <w:bCs/>
+        </w:rPr>
+        <w:t xml:space="preserve"> </w:t>
+      </w:r>
+      <w:r>
+        <w:rPr>
+          <w:rStyle w:val="VerbatimChar"/>
+          <w:b/>
+          <w:bCs/>
+        </w:rPr>
+        <w:t xml:space="preserve">codegraph_search</w:t>
+      </w:r>
+      <w:r>
+        <w:rPr>
+          <w:b/>
+          <w:bCs/>
+        </w:rPr>
+        <w:t xml:space="preserve">; ask a question →</w:t>
+      </w:r>
+      <w:r>
+        <w:rPr>
+          <w:b/>
+          <w:bCs/>
+        </w:rPr>
+        <w:t xml:space="preserve"> </w:t>
+      </w:r>
+      <w:r>
+        <w:rPr>
+          <w:rStyle w:val="VerbatimChar"/>
+          <w:b/>
+          <w:bCs/>
+        </w:rPr>
+        <w:t xml:space="preserve">codegraph_explore</w:t>
+      </w:r>
+      <w:r>
+        <w:rPr>
+          <w:b/>
+          <w:bCs/>
+        </w:rPr>
+        <w:t xml:space="preserve">.</w:t>
+      </w:r>
+    </w:p>
+    <w:p>
+      <w:pPr>
+        <w:pStyle w:val="BodyText"/>
+      </w:pPr>
+      <w:r>
+        <w:rPr>
+          <w:b/>
+          <w:bCs/>
+        </w:rPr>
+        <w:t xml:space="preserve">Exclusion source of truth (§11.4.79):</w:t>
+      </w:r>
+      <w:r>
+        <w:t xml:space="preserve"> </w:t>
+      </w:r>
+      <w:r>
+        <w:t xml:space="preserve">CodeGraph v1.x is zero-config — it derives</w:t>
+      </w:r>
+      <w:r>
+        <w:t xml:space="preserve"> </w:t>
+      </w:r>
+      <w:r>
+        <w:t xml:space="preserve">its index scope from</w:t>
+      </w:r>
+      <w:r>
+        <w:t xml:space="preserve"> </w:t>
+      </w:r>
+      <w:r>
+        <w:rPr>
+          <w:rStyle w:val="VerbatimChar"/>
+          <w:b/>
+          <w:bCs/>
+        </w:rPr>
+        <w:t xml:space="preserve">.gitignore</w:t>
+      </w:r>
+      <w:r>
+        <w:t xml:space="preserve"> </w:t>
+      </w:r>
+      <w:r>
+        <w:t xml:space="preserve">(+</w:t>
+      </w:r>
+      <w:r>
+        <w:t xml:space="preserve"> </w:t>
+      </w:r>
+      <w:r>
+        <w:rPr>
+          <w:rStyle w:val="VerbatimChar"/>
+        </w:rPr>
+        <w:t xml:space="preserve">.git/info/exclude</w:t>
+      </w:r>
+      <w:r>
+        <w:t xml:space="preserve">),</w:t>
+      </w:r>
+      <w:r>
+        <w:t xml:space="preserve"> </w:t>
+      </w:r>
+      <w:r>
+        <w:rPr>
+          <w:b/>
+          <w:bCs/>
+        </w:rPr>
+        <w:t xml:space="preserve">NOT</w:t>
+      </w:r>
+      <w:r>
+        <w:t xml:space="preserve"> </w:t>
+      </w:r>
+      <w:r>
+        <w:t xml:space="preserve">from</w:t>
+      </w:r>
+      <w:r>
+        <w:t xml:space="preserve"> </w:t>
+      </w:r>
+      <w:r>
+        <w:rPr>
+          <w:rStyle w:val="VerbatimChar"/>
+        </w:rPr>
+        <w:t xml:space="preserve">.codegraph/config.json</w:t>
+      </w:r>
+      <w:r>
+        <w:t xml:space="preserve"> </w:t>
+      </w:r>
+      <w:r>
+        <w:t xml:space="preserve">(which is inert / no longer read). A</w:t>
+      </w:r>
+      <w:r>
+        <w:t xml:space="preserve"> </w:t>
+      </w:r>
+      <w:r>
+        <w:rPr>
+          <w:rStyle w:val="VerbatimChar"/>
+        </w:rPr>
+        <w:t xml:space="preserve">codegraph_validate.sh</w:t>
+      </w:r>
+      <w:r>
+        <w:t xml:space="preserve"> </w:t>
+      </w:r>
+      <w:r>
+        <w:t xml:space="preserve">that checks</w:t>
+      </w:r>
+      <w:r>
+        <w:t xml:space="preserve"> </w:t>
+      </w:r>
+      <w:r>
+        <w:rPr>
+          <w:rStyle w:val="VerbatimChar"/>
+        </w:rPr>
+        <w:t xml:space="preserve">config.json</w:t>
+      </w:r>
+      <w:r>
+        <w:t xml:space="preserve">'s include/exclude lists certifies an exclusion the tool</w:t>
+      </w:r>
+      <w:r>
+        <w:t xml:space="preserve"> </w:t>
+      </w:r>
+      <w:r>
+        <w:t xml:space="preserve">ignores — that is a §11.4 PASS-bluff. Validators MUST instead query the live DB</w:t>
+      </w:r>
+      <w:r>
+        <w:t xml:space="preserve"> </w:t>
+      </w:r>
+      <w:r>
+        <w:t xml:space="preserve">(</w:t>
+      </w:r>
+      <w:r>
+        <w:rPr>
+          <w:rStyle w:val="VerbatimChar"/>
+        </w:rPr>
+        <w:t xml:space="preserve">SELECT COUNT(*) FROM files WHERE path LIKE '&lt;excluded&gt;/%'</w:t>
+      </w:r>
+      <w:r>
+        <w:t xml:space="preserve"> </w:t>
+      </w:r>
+      <w:r>
+        <w:t xml:space="preserve">MUST be 0). Own-org</w:t>
+      </w:r>
+      <w:r>
+        <w:t xml:space="preserve"> </w:t>
+      </w:r>
+      <w:r>
+        <w:t xml:space="preserve">submodules MUST be INDEXED; third-party + credential paths MUST be EXCLUDED via the</w:t>
+      </w:r>
+      <w:r>
+        <w:t xml:space="preserve"> </w:t>
+      </w:r>
+      <w:r>
+        <w:t xml:space="preserve">ignore files (verified absent from the live index, not merely listed in the config).</w:t>
+      </w:r>
+    </w:p>
+    <w:bookmarkEnd w:id="11"/>
+    <w:bookmarkStart w:id="12" w:name="documented-exception-escape-hatch"/>
+    <w:p>
+      <w:pPr>
+        <w:pStyle w:val="Heading2"/>
+      </w:pPr>
+      <w:r>
+        <w:t xml:space="preserve">Documented-exception escape hatch</w:t>
+      </w:r>
+    </w:p>
+    <w:p>
+      <w:pPr>
+        <w:pStyle w:val="FirstParagraph"/>
+      </w:pPr>
+      <w:r>
+        <w:t xml:space="preserve">The PreToolUse guard supports ONE escape hatch for genuinely-approved exceptions:</w:t>
+      </w:r>
+      <w:r>
+        <w:t xml:space="preserve"> </w:t>
+      </w:r>
+      <w:r>
+        <w:t xml:space="preserve">a command containing the literal marker</w:t>
+      </w:r>
+      <w:r>
+        <w:t xml:space="preserve"> </w:t>
+      </w:r>
+      <w:r>
+        <w:rPr>
+          <w:rStyle w:val="VerbatimChar"/>
+        </w:rPr>
+        <w:t xml:space="preserve"># guardrails:allow &lt;reason&gt;</w:t>
+      </w:r>
+      <w:r>
+        <w:t xml:space="preserve"> </w:t>
+      </w:r>
+      <w:r>
+        <w:t xml:space="preserve">is WARNED</w:t>
+      </w:r>
+      <w:r>
+        <w:t xml:space="preserve"> </w:t>
+      </w:r>
+      <w:r>
+        <w:t xml:space="preserve">but not blocked. The reason text is mandatory so the exception is self-documenting</w:t>
+      </w:r>
+      <w:r>
+        <w:t xml:space="preserve"> </w:t>
+      </w:r>
+      <w:r>
+        <w:t xml:space="preserve">in the transcript. Use it ONLY for operator-approved actions (e.g. a force-push</w:t>
+      </w:r>
+      <w:r>
+        <w:t xml:space="preserve"> </w:t>
+      </w:r>
+      <w:r>
+        <w:t xml:space="preserve">the operator authorized for mirror reconciliation). It does NOT apply to host-power</w:t>
+      </w:r>
+      <w:r>
+        <w:t xml:space="preserve"> </w:t>
+      </w:r>
+      <w:r>
+        <w:t xml:space="preserve">commands — those are categorically forbidden and the marker is ignored for them.</w:t>
+      </w:r>
+    </w:p>
+    <w:p>
+      <w:r>
+        <w:pict>
+          <v:rect style="width:0;height:1.5pt" o:hralign="center" o:hrstd="t" o:hr="t"/>
+        </w:pict>
+      </w:r>
+    </w:p>
     <w:bookmarkEnd w:id="12"/>
     <w:bookmarkStart w:id="13" w:name="hostile-third-party-plugin-hooks"/>
     <w:p>
@@ -1705,7 +1765,7 @@
         <w:t xml:space="preserve"> </w:t>
       </w:r>
       <w:r>
-        <w:t xml:space="preserve">project’s guard hook; it cannot and must not reach into the operator’s global</w:t>
+        <w:t xml:space="preserve">project's guard hook; it cannot and must not reach into the operator's global</w:t>
       </w:r>
       <w:r>
         <w:t xml:space="preserve"> </w:t>
@@ -1905,6 +1965,82 @@
       <w:start w:val="1"/>
       <w:numFmt w:val="decimal"/>
       <w:lvlText w:val="%9."/>
+      <w:lvlJc w:val="left"/>
+      <w:pPr>
+        <w:ind w:left="6480" w:hanging="360"/>
+      </w:pPr>
+    </w:lvl>
+  </w:abstractNum>
+  <w:abstractNum w:abstractNumId="992">
+    <w:nsid w:val="0000A992"/>
+    <w:multiLevelType w:val="multilevel"/>
+    <w:lvl w:ilvl="0">
+      <w:numFmt w:val="bullet"/>
+      <w:lvlText w:val="☐"/>
+      <w:lvlJc w:val="left"/>
+      <w:pPr>
+        <w:ind w:left="720" w:hanging="360"/>
+      </w:pPr>
+    </w:lvl>
+    <w:lvl w:ilvl="1">
+      <w:numFmt w:val="bullet"/>
+      <w:lvlText w:val="☐"/>
+      <w:lvlJc w:val="left"/>
+      <w:pPr>
+        <w:ind w:left="1440" w:hanging="360"/>
+      </w:pPr>
+    </w:lvl>
+    <w:lvl w:ilvl="2">
+      <w:numFmt w:val="bullet"/>
+      <w:lvlText w:val="☐"/>
+      <w:lvlJc w:val="left"/>
+      <w:pPr>
+        <w:ind w:left="2160" w:hanging="360"/>
+      </w:pPr>
+    </w:lvl>
+    <w:lvl w:ilvl="3">
+      <w:numFmt w:val="bullet"/>
+      <w:lvlText w:val="☐"/>
+      <w:lvlJc w:val="left"/>
+      <w:pPr>
+        <w:ind w:left="2880" w:hanging="360"/>
+      </w:pPr>
+    </w:lvl>
+    <w:lvl w:ilvl="4">
+      <w:numFmt w:val="bullet"/>
+      <w:lvlText w:val="☐"/>
+      <w:lvlJc w:val="left"/>
+      <w:pPr>
+        <w:ind w:left="3600" w:hanging="360"/>
+      </w:pPr>
+    </w:lvl>
+    <w:lvl w:ilvl="5">
+      <w:numFmt w:val="bullet"/>
+      <w:lvlText w:val="☐"/>
+      <w:lvlJc w:val="left"/>
+      <w:pPr>
+        <w:ind w:left="4320" w:hanging="360"/>
+      </w:pPr>
+    </w:lvl>
+    <w:lvl w:ilvl="6">
+      <w:numFmt w:val="bullet"/>
+      <w:lvlText w:val="☐"/>
+      <w:lvlJc w:val="left"/>
+      <w:pPr>
+        <w:ind w:left="5040" w:hanging="360"/>
+      </w:pPr>
+    </w:lvl>
+    <w:lvl w:ilvl="7">
+      <w:numFmt w:val="bullet"/>
+      <w:lvlText w:val="☐"/>
+      <w:lvlJc w:val="left"/>
+      <w:pPr>
+        <w:ind w:left="5760" w:hanging="360"/>
+      </w:pPr>
+    </w:lvl>
+    <w:lvl w:ilvl="8">
+      <w:numFmt w:val="bullet"/>
+      <w:lvlText w:val="☐"/>
       <w:lvlJc w:val="left"/>
       <w:pPr>
         <w:ind w:left="6480" w:hanging="360"/>
@@ -2048,6 +2184,42 @@
     </w:lvlOverride>
   </w:num>
   <w:num w:numId="1002">
+    <w:abstractNumId w:val="992"/>
+  </w:num>
+  <w:num w:numId="1003">
+    <w:abstractNumId w:val="992"/>
+  </w:num>
+  <w:num w:numId="1004">
+    <w:abstractNumId w:val="992"/>
+  </w:num>
+  <w:num w:numId="1005">
+    <w:abstractNumId w:val="992"/>
+  </w:num>
+  <w:num w:numId="1006">
+    <w:abstractNumId w:val="992"/>
+  </w:num>
+  <w:num w:numId="1007">
+    <w:abstractNumId w:val="992"/>
+  </w:num>
+  <w:num w:numId="1008">
+    <w:abstractNumId w:val="992"/>
+  </w:num>
+  <w:num w:numId="1009">
+    <w:abstractNumId w:val="992"/>
+  </w:num>
+  <w:num w:numId="1010">
+    <w:abstractNumId w:val="992"/>
+  </w:num>
+  <w:num w:numId="1011">
+    <w:abstractNumId w:val="992"/>
+  </w:num>
+  <w:num w:numId="1012">
+    <w:abstractNumId w:val="992"/>
+  </w:num>
+  <w:num w:numId="1013">
+    <w:abstractNumId w:val="992"/>
+  </w:num>
+  <w:num w:numId="1014">
     <w:abstractNumId w:val="991"/>
   </w:num>
 </w:numbering>
@@ -2061,7 +2233,7 @@
         <w:rFonts w:asciiTheme="minorHAnsi" w:cstheme="minorBidi" w:eastAsiaTheme="minorEastAsia" w:hAnsiTheme="minorHAnsi"/>
         <w:sz w:val="24"/>
         <w:szCs w:val="24"/>
-        <w:lang w:bidi="ar-SA" w:eastAsia="zh-CN" w:val="en-US"/>
+        <w:lang w:bidi="ar-SA" w:eastAsia="zh-CN" w:val="en"/>
       </w:rPr>
     </w:rPrDefault>
     <w:pPrDefault>
@@ -2113,8 +2285,8 @@
     </w:pPr>
     <w:rPr>
       <w:rFonts w:asciiTheme="majorHAnsi" w:cstheme="majorBidi" w:eastAsiaTheme="majorEastAsia" w:hAnsiTheme="majorHAnsi"/>
-      <w:sz w:val="56"/>
-      <w:szCs w:val="56"/>
+      <w:sz w:val="40"/>
+      <w:szCs w:val="40"/>
     </w:rPr>
   </w:style>
   <w:style w:customStyle="1" w:styleId="TitleChar" w:type="character">
@@ -2248,8 +2420,8 @@
     <w:rPr>
       <w:rFonts w:asciiTheme="majorHAnsi" w:cstheme="majorBidi" w:eastAsiaTheme="majorEastAsia" w:hAnsiTheme="majorHAnsi"/>
       <w:color w:themeColor="accent1" w:themeShade="BF" w:val="0F4761"/>
-      <w:sz w:val="40"/>
-      <w:szCs w:val="40"/>
+      <w:sz w:val="32"/>
+      <w:szCs w:val="32"/>
     </w:rPr>
   </w:style>
   <w:style w:styleId="Heading2" w:type="paragraph">
@@ -2271,8 +2443,8 @@
     <w:rPr>
       <w:rFonts w:asciiTheme="majorHAnsi" w:cstheme="majorBidi" w:eastAsiaTheme="majorEastAsia" w:hAnsiTheme="majorHAnsi"/>
       <w:color w:themeColor="accent1" w:themeShade="BF" w:val="0F4761"/>
-      <w:sz w:val="32"/>
-      <w:szCs w:val="32"/>
+      <w:sz w:val="26"/>
+      <w:szCs w:val="26"/>
     </w:rPr>
   </w:style>
   <w:style w:styleId="Heading3" w:type="paragraph">
@@ -2294,8 +2466,8 @@
     <w:rPr>
       <w:rFonts w:cstheme="majorBidi" w:eastAsiaTheme="majorEastAsia"/>
       <w:color w:themeColor="accent1" w:themeShade="BF" w:val="0F4761"/>
-      <w:sz w:val="28"/>
-      <w:szCs w:val="28"/>
+      <w:sz w:val="24"/>
+      <w:szCs w:val="24"/>
     </w:rPr>
   </w:style>
   <w:style w:styleId="Heading4" w:type="paragraph">
@@ -2315,6 +2487,8 @@
       <w:outlineLvl w:val="3"/>
     </w:pPr>
     <w:rPr>
+      <w:sz w:val="22"/>
+      <w:szCs w:val="22"/>
       <w:rFonts w:cstheme="majorBidi" w:eastAsiaTheme="majorEastAsia"/>
       <w:i/>
       <w:iCs/>
